--- a/Uban System Documents/章節性文件/Chapter 3.docx
+++ b/Uban System Documents/章節性文件/Chapter 3.docx
@@ -6,12 +6,13 @@
       <w:pPr>
         <w:pStyle w:val="Heading1"/>
         <w:keepNext/>
-        <w:spacing w:before="360" w:after="360" w:lineRule="exact" w:line="480"/>
+        <w:pageBreakBefore/>
+        <w:spacing w:before="0" w:after="560" w:lineRule="exact" w:line="560" w:afterLines="100"/>
         <w:jc w:val="center"/>
       </w:pPr>
       <w:r>
         <w:rPr>
-          <w:rFonts w:ascii="Times New Roman" w:hAnsi="Times New Roman"/>
+          <w:rFonts w:ascii="Times New Roman" w:hAnsi="Times New Roman" w:eastAsia="標楷體" w:cs="Times New Roman"/>
           <w:b w:val="0"/>
           <w:color w:val="000000"/>
           <w:sz w:val="36"/>
@@ -24,12 +25,13 @@
       <w:pPr>
         <w:pStyle w:val="Heading2"/>
         <w:keepNext/>
-        <w:spacing w:before="160" w:after="160" w:lineRule="exact" w:line="400"/>
+        <w:pageBreakBefore w:val="0"/>
+        <w:spacing w:before="0" w:after="240" w:lineRule="exact" w:line="480" w:afterLines="50"/>
         <w:jc w:val="left"/>
       </w:pPr>
       <w:r>
         <w:rPr>
-          <w:rFonts w:ascii="Times New Roman" w:hAnsi="Times New Roman"/>
+          <w:rFonts w:ascii="Times New Roman" w:hAnsi="Times New Roman" w:eastAsia="標楷體" w:cs="Times New Roman"/>
           <w:b w:val="0"/>
           <w:color w:val="000000"/>
           <w:sz w:val="32"/>
@@ -39,7 +41,7 @@
       </w:r>
       <w:r>
         <w:rPr>
-          <w:rFonts w:ascii="Times New Roman" w:hAnsi="Times New Roman"/>
+          <w:rFonts w:ascii="Times New Roman" w:hAnsi="Times New Roman" w:eastAsia="標楷體" w:cs="Times New Roman"/>
           <w:b w:val="0"/>
           <w:color w:val="000000"/>
           <w:sz w:val="32"/>
@@ -51,13 +53,13 @@
     </w:p>
     <w:p>
       <w:pPr>
-        <w:spacing w:before="0" w:after="0" w:line="360" w:lineRule="exact"/>
+        <w:spacing w:before="0" w:after="0" w:line="440" w:lineRule="exact" w:afterLines="0" w:beforeLines="0"/>
         <w:ind w:firstLine="560"/>
         <w:jc w:val="left"/>
       </w:pPr>
       <w:r>
         <w:rPr>
-          <w:rFonts w:ascii="Times New Roman" w:hAnsi="Times New Roman"/>
+          <w:rFonts w:ascii="Times New Roman" w:hAnsi="Times New Roman" w:eastAsia="標楷體" w:cs="Times New Roman"/>
           <w:b w:val="0"/>
           <w:color w:val="000000"/>
           <w:sz w:val="28"/>
@@ -69,18 +71,27 @@
     <w:p>
       <w:pPr>
         <w:keepNext/>
-        <w:spacing w:before="160" w:after="80"/>
+        <w:spacing w:before="0" w:after="0" w:line="440" w:lineRule="exact"/>
         <w:jc w:val="center"/>
       </w:pPr>
       <w:r>
         <w:drawing>
-          <wp:inline xmlns:a="http://schemas.openxmlformats.org/drawingml/2006/main" xmlns:pic="http://schemas.openxmlformats.org/drawingml/2006/picture">
-            <wp:extent cx="5669280" cy="4280143"/>
+          <wp:anchor distT="0" distB="0" distL="0" distR="0" simplePos="0" relativeHeight="251658240" behindDoc="0" locked="0" layoutInCell="1" allowOverlap="1">
+            <wp:simplePos x="0" y="0"/>
+            <wp:positionH relativeFrom="column">
+              <wp:align>center</wp:align>
+            </wp:positionH>
+            <wp:positionV relativeFrom="paragraph">
+              <wp:posOffset>0</wp:posOffset>
+            </wp:positionV>
+            <wp:extent cx="5943600" cy="4487246"/>
+            <wp:effectExtent l="0" t="0" r="0" b="0"/>
+            <wp:wrapTopAndBottom/>
             <wp:docPr id="1" name="Picture 1"/>
-            <wp:cNvGraphicFramePr>
+            <wp:cNvGraphicFramePr xmlns:a="http://schemas.openxmlformats.org/drawingml/2006/main">
               <a:graphicFrameLocks noChangeAspect="1"/>
             </wp:cNvGraphicFramePr>
-            <a:graphic>
+            <a:graphic xmlns:a="http://schemas.openxmlformats.org/drawingml/2006/main" xmlns:pic="http://schemas.openxmlformats.org/drawingml/2006/picture">
               <a:graphicData uri="http://schemas.openxmlformats.org/drawingml/2006/picture">
                 <pic:pic>
                   <pic:nvPicPr>
@@ -96,14 +107,14 @@
                   <pic:spPr>
                     <a:xfrm>
                       <a:off x="0" y="0"/>
-                      <a:ext cx="5669280" cy="4280143"/>
+                      <a:ext cx="5943600" cy="4487246"/>
                     </a:xfrm>
                     <a:prstGeom prst="rect"/>
                   </pic:spPr>
                 </pic:pic>
               </a:graphicData>
             </a:graphic>
-          </wp:inline>
+          </wp:anchor>
         </w:drawing>
       </w:r>
     </w:p>
@@ -111,12 +122,12 @@
       <w:pPr>
         <w:pStyle w:val="Caption"/>
         <w:keepNext/>
-        <w:spacing w:before="40" w:after="80" w:lineRule="exact" w:line="360"/>
+        <w:spacing w:before="0" w:after="120" w:lineRule="exact" w:line="440"/>
         <w:jc w:val="center"/>
       </w:pPr>
       <w:r>
         <w:rPr>
-          <w:rFonts w:ascii="Times New Roman" w:hAnsi="Times New Roman"/>
+          <w:rFonts w:ascii="Times New Roman" w:hAnsi="Times New Roman" w:eastAsia="標楷體" w:cs="Times New Roman"/>
           <w:b w:val="0"/>
           <w:color w:val="000000"/>
           <w:sz w:val="28"/>
@@ -126,7 +137,7 @@
       </w:r>
       <w:r>
         <w:rPr>
-          <w:rFonts w:ascii="Times New Roman" w:hAnsi="Times New Roman"/>
+          <w:rFonts w:ascii="Times New Roman" w:hAnsi="Times New Roman" w:eastAsia="標楷體" w:cs="Times New Roman"/>
           <w:b w:val="0"/>
           <w:color w:val="000000"/>
           <w:sz w:val="28"/>
@@ -139,18 +150,27 @@
     <w:p>
       <w:pPr>
         <w:keepNext/>
-        <w:spacing w:before="160" w:after="80"/>
+        <w:spacing w:before="0" w:after="0" w:line="440" w:lineRule="exact"/>
         <w:jc w:val="center"/>
       </w:pPr>
       <w:r>
         <w:drawing>
-          <wp:inline xmlns:a="http://schemas.openxmlformats.org/drawingml/2006/main" xmlns:pic="http://schemas.openxmlformats.org/drawingml/2006/picture">
-            <wp:extent cx="5303520" cy="4983086"/>
+          <wp:anchor distT="0" distB="0" distL="0" distR="0" simplePos="0" relativeHeight="251658240" behindDoc="0" locked="0" layoutInCell="1" allowOverlap="1">
+            <wp:simplePos x="0" y="0"/>
+            <wp:positionH relativeFrom="column">
+              <wp:align>center</wp:align>
+            </wp:positionH>
+            <wp:positionV relativeFrom="paragraph">
+              <wp:posOffset>0</wp:posOffset>
+            </wp:positionV>
+            <wp:extent cx="5943600" cy="5584492"/>
+            <wp:effectExtent l="0" t="0" r="0" b="0"/>
+            <wp:wrapTopAndBottom/>
             <wp:docPr id="2" name="Picture 2"/>
-            <wp:cNvGraphicFramePr>
+            <wp:cNvGraphicFramePr xmlns:a="http://schemas.openxmlformats.org/drawingml/2006/main">
               <a:graphicFrameLocks noChangeAspect="1"/>
             </wp:cNvGraphicFramePr>
-            <a:graphic>
+            <a:graphic xmlns:a="http://schemas.openxmlformats.org/drawingml/2006/main" xmlns:pic="http://schemas.openxmlformats.org/drawingml/2006/picture">
               <a:graphicData uri="http://schemas.openxmlformats.org/drawingml/2006/picture">
                 <pic:pic>
                   <pic:nvPicPr>
@@ -166,14 +186,14 @@
                   <pic:spPr>
                     <a:xfrm>
                       <a:off x="0" y="0"/>
-                      <a:ext cx="5303520" cy="4983086"/>
+                      <a:ext cx="5943600" cy="5584492"/>
                     </a:xfrm>
                     <a:prstGeom prst="rect"/>
                   </pic:spPr>
                 </pic:pic>
               </a:graphicData>
             </a:graphic>
-          </wp:inline>
+          </wp:anchor>
         </w:drawing>
       </w:r>
     </w:p>
@@ -181,12 +201,12 @@
       <w:pPr>
         <w:pStyle w:val="Caption"/>
         <w:keepNext/>
-        <w:spacing w:before="40" w:after="80" w:lineRule="exact" w:line="360"/>
+        <w:spacing w:before="0" w:after="120" w:lineRule="exact" w:line="440"/>
         <w:jc w:val="center"/>
       </w:pPr>
       <w:r>
         <w:rPr>
-          <w:rFonts w:ascii="Times New Roman" w:hAnsi="Times New Roman"/>
+          <w:rFonts w:ascii="Times New Roman" w:hAnsi="Times New Roman" w:eastAsia="標楷體" w:cs="Times New Roman"/>
           <w:b w:val="0"/>
           <w:color w:val="000000"/>
           <w:sz w:val="28"/>
@@ -196,7 +216,7 @@
       </w:r>
       <w:r>
         <w:rPr>
-          <w:rFonts w:ascii="Times New Roman" w:hAnsi="Times New Roman"/>
+          <w:rFonts w:ascii="Times New Roman" w:hAnsi="Times New Roman" w:eastAsia="標楷體" w:cs="Times New Roman"/>
           <w:b w:val="0"/>
           <w:color w:val="000000"/>
           <w:sz w:val="28"/>
@@ -209,18 +229,27 @@
     <w:p>
       <w:pPr>
         <w:keepNext/>
-        <w:spacing w:before="160" w:after="80"/>
+        <w:spacing w:before="0" w:after="0" w:line="440" w:lineRule="exact"/>
         <w:jc w:val="center"/>
       </w:pPr>
       <w:r>
         <w:drawing>
-          <wp:inline xmlns:a="http://schemas.openxmlformats.org/drawingml/2006/main" xmlns:pic="http://schemas.openxmlformats.org/drawingml/2006/picture">
-            <wp:extent cx="5486400" cy="5587755"/>
+          <wp:anchor distT="0" distB="0" distL="0" distR="0" simplePos="0" relativeHeight="251658240" behindDoc="0" locked="0" layoutInCell="1" allowOverlap="1">
+            <wp:simplePos x="0" y="0"/>
+            <wp:positionH relativeFrom="column">
+              <wp:align>center</wp:align>
+            </wp:positionH>
+            <wp:positionV relativeFrom="paragraph">
+              <wp:posOffset>0</wp:posOffset>
+            </wp:positionV>
+            <wp:extent cx="5943600" cy="6053401"/>
+            <wp:effectExtent l="0" t="0" r="0" b="0"/>
+            <wp:wrapTopAndBottom/>
             <wp:docPr id="3" name="Picture 3"/>
-            <wp:cNvGraphicFramePr>
+            <wp:cNvGraphicFramePr xmlns:a="http://schemas.openxmlformats.org/drawingml/2006/main">
               <a:graphicFrameLocks noChangeAspect="1"/>
             </wp:cNvGraphicFramePr>
-            <a:graphic>
+            <a:graphic xmlns:a="http://schemas.openxmlformats.org/drawingml/2006/main" xmlns:pic="http://schemas.openxmlformats.org/drawingml/2006/picture">
               <a:graphicData uri="http://schemas.openxmlformats.org/drawingml/2006/picture">
                 <pic:pic>
                   <pic:nvPicPr>
@@ -236,14 +265,14 @@
                   <pic:spPr>
                     <a:xfrm>
                       <a:off x="0" y="0"/>
-                      <a:ext cx="5486400" cy="5587755"/>
+                      <a:ext cx="5943600" cy="6053401"/>
                     </a:xfrm>
                     <a:prstGeom prst="rect"/>
                   </pic:spPr>
                 </pic:pic>
               </a:graphicData>
             </a:graphic>
-          </wp:inline>
+          </wp:anchor>
         </w:drawing>
       </w:r>
     </w:p>
@@ -251,12 +280,12 @@
       <w:pPr>
         <w:pStyle w:val="Caption"/>
         <w:keepNext/>
-        <w:spacing w:before="40" w:after="80" w:lineRule="exact" w:line="360"/>
+        <w:spacing w:before="0" w:after="120" w:lineRule="exact" w:line="440"/>
         <w:jc w:val="center"/>
       </w:pPr>
       <w:r>
         <w:rPr>
-          <w:rFonts w:ascii="Times New Roman" w:hAnsi="Times New Roman"/>
+          <w:rFonts w:ascii="Times New Roman" w:hAnsi="Times New Roman" w:eastAsia="標楷體" w:cs="Times New Roman"/>
           <w:b w:val="0"/>
           <w:color w:val="000000"/>
           <w:sz w:val="28"/>
@@ -266,7 +295,7 @@
       </w:r>
       <w:r>
         <w:rPr>
-          <w:rFonts w:ascii="Times New Roman" w:hAnsi="Times New Roman"/>
+          <w:rFonts w:ascii="Times New Roman" w:hAnsi="Times New Roman" w:eastAsia="標楷體" w:cs="Times New Roman"/>
           <w:b w:val="0"/>
           <w:color w:val="000000"/>
           <w:sz w:val="28"/>
@@ -278,13 +307,13 @@
     </w:p>
     <w:p>
       <w:pPr>
-        <w:spacing w:before="0" w:after="0" w:line="360" w:lineRule="exact"/>
+        <w:spacing w:before="0" w:after="0" w:line="440" w:lineRule="exact" w:afterLines="0" w:beforeLines="0"/>
         <w:ind w:firstLine="560"/>
         <w:jc w:val="left"/>
       </w:pPr>
       <w:r>
         <w:rPr>
-          <w:rFonts w:ascii="Times New Roman" w:hAnsi="Times New Roman"/>
+          <w:rFonts w:ascii="Times New Roman" w:hAnsi="Times New Roman" w:eastAsia="標楷體" w:cs="Times New Roman"/>
           <w:b w:val="0"/>
           <w:color w:val="000000"/>
           <w:sz w:val="28"/>
@@ -295,13 +324,13 @@
     </w:p>
     <w:p>
       <w:pPr>
-        <w:spacing w:before="0" w:after="0" w:line="360" w:lineRule="exact"/>
+        <w:spacing w:before="0" w:after="0" w:line="440" w:lineRule="exact" w:afterLines="0" w:beforeLines="0"/>
         <w:ind w:firstLine="560"/>
         <w:jc w:val="left"/>
       </w:pPr>
       <w:r>
         <w:rPr>
-          <w:rFonts w:ascii="Times New Roman" w:hAnsi="Times New Roman"/>
+          <w:rFonts w:ascii="Times New Roman" w:hAnsi="Times New Roman" w:eastAsia="標楷體" w:cs="Times New Roman"/>
           <w:b w:val="0"/>
           <w:color w:val="000000"/>
           <w:sz w:val="28"/>
@@ -312,13 +341,13 @@
     </w:p>
     <w:p>
       <w:pPr>
-        <w:spacing w:before="0" w:after="0" w:line="360" w:lineRule="exact"/>
+        <w:spacing w:before="0" w:after="0" w:line="440" w:lineRule="exact" w:afterLines="0" w:beforeLines="0"/>
         <w:ind w:firstLine="560"/>
         <w:jc w:val="left"/>
       </w:pPr>
       <w:r>
         <w:rPr>
-          <w:rFonts w:ascii="Times New Roman" w:hAnsi="Times New Roman"/>
+          <w:rFonts w:ascii="Times New Roman" w:hAnsi="Times New Roman" w:eastAsia="標楷體" w:cs="Times New Roman"/>
           <w:b w:val="0"/>
           <w:color w:val="000000"/>
           <w:sz w:val="28"/>
@@ -329,13 +358,13 @@
     </w:p>
     <w:p>
       <w:pPr>
-        <w:spacing w:before="0" w:after="0" w:line="360" w:lineRule="exact"/>
+        <w:spacing w:before="0" w:after="0" w:line="440" w:lineRule="exact" w:afterLines="0" w:beforeLines="0"/>
         <w:ind w:firstLine="560"/>
         <w:jc w:val="left"/>
       </w:pPr>
       <w:r>
         <w:rPr>
-          <w:rFonts w:ascii="Times New Roman" w:hAnsi="Times New Roman"/>
+          <w:rFonts w:ascii="Times New Roman" w:hAnsi="Times New Roman" w:eastAsia="標楷體" w:cs="Times New Roman"/>
           <w:b w:val="0"/>
           <w:color w:val="000000"/>
           <w:sz w:val="28"/>
@@ -346,13 +375,13 @@
     </w:p>
     <w:p>
       <w:pPr>
-        <w:spacing w:before="0" w:after="0" w:line="360" w:lineRule="exact"/>
+        <w:spacing w:before="0" w:after="0" w:line="440" w:lineRule="exact" w:afterLines="0" w:beforeLines="0"/>
         <w:ind w:firstLine="560"/>
         <w:jc w:val="left"/>
       </w:pPr>
       <w:r>
         <w:rPr>
-          <w:rFonts w:ascii="Times New Roman" w:hAnsi="Times New Roman"/>
+          <w:rFonts w:ascii="Times New Roman" w:hAnsi="Times New Roman" w:eastAsia="標楷體" w:cs="Times New Roman"/>
           <w:b w:val="0"/>
           <w:color w:val="000000"/>
           <w:sz w:val="28"/>
@@ -363,13 +392,13 @@
     </w:p>
     <w:p>
       <w:pPr>
-        <w:spacing w:before="0" w:after="0" w:line="360" w:lineRule="exact"/>
+        <w:spacing w:before="0" w:after="0" w:line="440" w:lineRule="exact" w:afterLines="0" w:beforeLines="0"/>
         <w:ind w:firstLine="560"/>
         <w:jc w:val="left"/>
       </w:pPr>
       <w:r>
         <w:rPr>
-          <w:rFonts w:ascii="Times New Roman" w:hAnsi="Times New Roman"/>
+          <w:rFonts w:ascii="Times New Roman" w:hAnsi="Times New Roman" w:eastAsia="標楷體" w:cs="Times New Roman"/>
           <w:b w:val="0"/>
           <w:color w:val="000000"/>
           <w:sz w:val="28"/>
@@ -382,12 +411,13 @@
       <w:pPr>
         <w:pStyle w:val="Heading2"/>
         <w:keepNext/>
-        <w:spacing w:before="160" w:after="160" w:lineRule="exact" w:line="400"/>
+        <w:pageBreakBefore/>
+        <w:spacing w:before="0" w:after="240" w:lineRule="exact" w:line="480" w:afterLines="50"/>
         <w:jc w:val="left"/>
       </w:pPr>
       <w:r>
         <w:rPr>
-          <w:rFonts w:ascii="Times New Roman" w:hAnsi="Times New Roman"/>
+          <w:rFonts w:ascii="Times New Roman" w:hAnsi="Times New Roman" w:eastAsia="標楷體" w:cs="Times New Roman"/>
           <w:b w:val="0"/>
           <w:color w:val="000000"/>
           <w:sz w:val="32"/>
@@ -398,13 +428,13 @@
     </w:p>
     <w:p>
       <w:pPr>
-        <w:spacing w:before="0" w:after="0" w:line="360" w:lineRule="exact"/>
+        <w:spacing w:before="0" w:after="0" w:line="440" w:lineRule="exact" w:afterLines="0" w:beforeLines="0"/>
         <w:ind w:firstLine="560"/>
         <w:jc w:val="left"/>
       </w:pPr>
       <w:r>
         <w:rPr>
-          <w:rFonts w:ascii="Times New Roman" w:hAnsi="Times New Roman"/>
+          <w:rFonts w:ascii="Times New Roman" w:hAnsi="Times New Roman" w:eastAsia="標楷體" w:cs="Times New Roman"/>
           <w:b w:val="0"/>
           <w:color w:val="000000"/>
           <w:sz w:val="28"/>
@@ -417,12 +447,12 @@
       <w:pPr>
         <w:pStyle w:val="Caption"/>
         <w:keepNext/>
-        <w:spacing w:before="40" w:after="80" w:lineRule="exact" w:line="360"/>
+        <w:spacing w:before="120" w:after="0" w:lineRule="exact" w:line="440"/>
         <w:jc w:val="center"/>
       </w:pPr>
       <w:r>
         <w:rPr>
-          <w:rFonts w:ascii="Times New Roman" w:hAnsi="Times New Roman"/>
+          <w:rFonts w:ascii="Times New Roman" w:hAnsi="Times New Roman" w:eastAsia="標楷體" w:cs="Times New Roman"/>
           <w:b w:val="0"/>
           <w:color w:val="000000"/>
           <w:sz w:val="28"/>
@@ -433,17 +463,26 @@
     </w:p>
     <w:tbl>
       <w:tblPr>
-        <w:tblW w:type="auto" w:w="0"/>
+        <w:tblW w:type="dxa" w:w="10204"/>
         <w:jc w:val="center"/>
+        <w:tblLayout w:type="fixed"/>
         <w:tblLook w:firstColumn="1" w:firstRow="1" w:lastColumn="0" w:lastRow="0" w:noHBand="0" w:noVBand="1" w:val="04A0"/>
+        <w:tblCellMar>
+          <w:top w:w="100" w:type="dxa"/>
+          <w:bottom w:w="100" w:type="dxa"/>
+          <w:left w:w="120" w:type="dxa"/>
+          <w:right w:w="120" w:type="dxa"/>
+        </w:tblCellMar>
       </w:tblPr>
       <w:tblGrid>
-        <w:gridCol w:w="1636"/>
-        <w:gridCol w:w="4500"/>
-        <w:gridCol w:w="2864"/>
+        <w:gridCol w:w="3401"/>
+        <w:gridCol w:w="3401"/>
+        <w:gridCol w:w="3402"/>
       </w:tblGrid>
       <w:tr>
         <w:trPr>
+          <w:cantSplit/>
+          <w:tblHeader/>
           <w:cantSplit/>
           <w:tblHeader/>
         </w:trPr>
@@ -457,17 +496,23 @@
               <w:bottom w:val="single" w:sz="8" w:space="0" w:color="000000"/>
               <w:right w:val="single" w:sz="8" w:space="0" w:color="000000"/>
             </w:tcBorders>
-            <w:tcW w:w="1636" w:type="dxa"/>
+            <w:tcW w:w="3401" w:type="dxa"/>
+            <w:tcMar>
+              <w:top w:w="30" w:type="dxa"/>
+              <w:bottom w:w="30" w:type="dxa"/>
+              <w:left w:w="50" w:type="dxa"/>
+              <w:right w:w="50" w:type="dxa"/>
+            </w:tcMar>
           </w:tcPr>
           <w:p>
             <w:pPr>
-              <w:spacing w:before="60" w:after="60"/>
+              <w:spacing w:before="0" w:after="0" w:lineRule="exact" w:line="440" w:afterLines="0" w:beforeLines="0"/>
               <w:jc w:val="center"/>
             </w:pPr>
             <w:r>
               <w:rPr>
-                <w:rFonts w:ascii="Times New Roman" w:hAnsi="Times New Roman"/>
-                <w:b w:val="0"/>
+                <w:rFonts w:ascii="Times New Roman" w:hAnsi="Times New Roman" w:eastAsia="標楷體" w:cs="Times New Roman"/>
+                <w:b/>
                 <w:color w:val="000000"/>
                 <w:sz w:val="28"/>
                 <w:rFonts w:ascii="Times New Roman" w:hAnsi="Times New Roman" w:eastAsia="標楷體"/>
@@ -486,17 +531,23 @@
               <w:bottom w:val="single" w:sz="8" w:space="0" w:color="000000"/>
               <w:right w:val="single" w:sz="8" w:space="0" w:color="000000"/>
             </w:tcBorders>
-            <w:tcW w:w="4500" w:type="dxa"/>
+            <w:tcW w:w="3401" w:type="dxa"/>
+            <w:tcMar>
+              <w:top w:w="30" w:type="dxa"/>
+              <w:bottom w:w="30" w:type="dxa"/>
+              <w:left w:w="50" w:type="dxa"/>
+              <w:right w:w="50" w:type="dxa"/>
+            </w:tcMar>
           </w:tcPr>
           <w:p>
             <w:pPr>
-              <w:spacing w:before="60" w:after="60"/>
+              <w:spacing w:before="0" w:after="0" w:lineRule="exact" w:line="440" w:afterLines="0" w:beforeLines="0"/>
               <w:jc w:val="center"/>
             </w:pPr>
             <w:r>
               <w:rPr>
-                <w:rFonts w:ascii="Times New Roman" w:hAnsi="Times New Roman"/>
-                <w:b w:val="0"/>
+                <w:rFonts w:ascii="Times New Roman" w:hAnsi="Times New Roman" w:eastAsia="標楷體" w:cs="Times New Roman"/>
+                <w:b/>
                 <w:color w:val="000000"/>
                 <w:sz w:val="28"/>
                 <w:rFonts w:ascii="Times New Roman" w:hAnsi="Times New Roman" w:eastAsia="標楷體"/>
@@ -515,17 +566,23 @@
               <w:bottom w:val="single" w:sz="8" w:space="0" w:color="000000"/>
               <w:right w:val="single" w:sz="8" w:space="0" w:color="000000"/>
             </w:tcBorders>
-            <w:tcW w:w="2864" w:type="dxa"/>
+            <w:tcW w:w="3402" w:type="dxa"/>
+            <w:tcMar>
+              <w:top w:w="30" w:type="dxa"/>
+              <w:bottom w:w="30" w:type="dxa"/>
+              <w:left w:w="50" w:type="dxa"/>
+              <w:right w:w="50" w:type="dxa"/>
+            </w:tcMar>
           </w:tcPr>
           <w:p>
             <w:pPr>
-              <w:spacing w:before="60" w:after="60"/>
+              <w:spacing w:before="0" w:after="0" w:lineRule="exact" w:line="440" w:afterLines="0" w:beforeLines="0"/>
               <w:jc w:val="left"/>
             </w:pPr>
             <w:r>
               <w:rPr>
-                <w:rFonts w:ascii="Times New Roman" w:hAnsi="Times New Roman"/>
-                <w:b w:val="0"/>
+                <w:rFonts w:ascii="Times New Roman" w:hAnsi="Times New Roman" w:eastAsia="標楷體" w:cs="Times New Roman"/>
+                <w:b/>
                 <w:color w:val="000000"/>
                 <w:sz w:val="28"/>
                 <w:rFonts w:ascii="Times New Roman" w:hAnsi="Times New Roman" w:eastAsia="標楷體"/>
@@ -538,6 +595,7 @@
       <w:tr>
         <w:trPr>
           <w:cantSplit/>
+          <w:cantSplit/>
         </w:trPr>
         <w:tc>
           <w:tcPr>
@@ -548,16 +606,22 @@
               <w:bottom w:val="single" w:sz="8" w:space="0" w:color="000000"/>
               <w:right w:val="single" w:sz="8" w:space="0" w:color="000000"/>
             </w:tcBorders>
-            <w:tcW w:w="1636" w:type="dxa"/>
+            <w:tcW w:w="3401" w:type="dxa"/>
+            <w:tcMar>
+              <w:top w:w="30" w:type="dxa"/>
+              <w:bottom w:w="30" w:type="dxa"/>
+              <w:left w:w="50" w:type="dxa"/>
+              <w:right w:w="50" w:type="dxa"/>
+            </w:tcMar>
           </w:tcPr>
           <w:p>
             <w:pPr>
-              <w:spacing w:before="60" w:after="60"/>
+              <w:spacing w:before="0" w:after="0" w:lineRule="exact" w:line="440" w:afterLines="0" w:beforeLines="0"/>
               <w:jc w:val="center"/>
             </w:pPr>
             <w:r>
               <w:rPr>
-                <w:rFonts w:ascii="Times New Roman" w:hAnsi="Times New Roman"/>
+                <w:rFonts w:ascii="Times New Roman" w:hAnsi="Times New Roman" w:eastAsia="標楷體" w:cs="Times New Roman"/>
                 <w:b w:val="0"/>
                 <w:color w:val="000000"/>
                 <w:sz w:val="28"/>
@@ -576,16 +640,22 @@
               <w:bottom w:val="single" w:sz="8" w:space="0" w:color="000000"/>
               <w:right w:val="single" w:sz="8" w:space="0" w:color="000000"/>
             </w:tcBorders>
-            <w:tcW w:w="4500" w:type="dxa"/>
+            <w:tcW w:w="3401" w:type="dxa"/>
+            <w:tcMar>
+              <w:top w:w="30" w:type="dxa"/>
+              <w:bottom w:w="30" w:type="dxa"/>
+              <w:left w:w="50" w:type="dxa"/>
+              <w:right w:w="50" w:type="dxa"/>
+            </w:tcMar>
           </w:tcPr>
           <w:p>
             <w:pPr>
-              <w:spacing w:before="60" w:after="60"/>
+              <w:spacing w:before="0" w:after="0" w:lineRule="exact" w:line="440" w:afterLines="0" w:beforeLines="0"/>
               <w:jc w:val="center"/>
             </w:pPr>
             <w:r>
               <w:rPr>
-                <w:rFonts w:ascii="Times New Roman" w:hAnsi="Times New Roman"/>
+                <w:rFonts w:ascii="Times New Roman" w:hAnsi="Times New Roman" w:eastAsia="標楷體" w:cs="Times New Roman"/>
                 <w:b w:val="0"/>
                 <w:color w:val="000000"/>
                 <w:sz w:val="28"/>
@@ -604,16 +674,22 @@
               <w:bottom w:val="single" w:sz="8" w:space="0" w:color="000000"/>
               <w:right w:val="single" w:sz="8" w:space="0" w:color="000000"/>
             </w:tcBorders>
-            <w:tcW w:w="2864" w:type="dxa"/>
+            <w:tcW w:w="3402" w:type="dxa"/>
+            <w:tcMar>
+              <w:top w:w="30" w:type="dxa"/>
+              <w:bottom w:w="30" w:type="dxa"/>
+              <w:left w:w="50" w:type="dxa"/>
+              <w:right w:w="50" w:type="dxa"/>
+            </w:tcMar>
           </w:tcPr>
           <w:p>
             <w:pPr>
-              <w:spacing w:before="60" w:after="60"/>
+              <w:spacing w:before="0" w:after="0" w:lineRule="exact" w:line="440" w:afterLines="0" w:beforeLines="0"/>
               <w:jc w:val="left"/>
             </w:pPr>
             <w:r>
               <w:rPr>
-                <w:rFonts w:ascii="Times New Roman" w:hAnsi="Times New Roman"/>
+                <w:rFonts w:ascii="Times New Roman" w:hAnsi="Times New Roman" w:eastAsia="標楷體" w:cs="Times New Roman"/>
                 <w:b w:val="0"/>
                 <w:color w:val="000000"/>
                 <w:sz w:val="28"/>
@@ -627,6 +703,7 @@
       <w:tr>
         <w:trPr>
           <w:cantSplit/>
+          <w:cantSplit/>
         </w:trPr>
         <w:tc>
           <w:tcPr>
@@ -637,16 +714,22 @@
               <w:bottom w:val="single" w:sz="8" w:space="0" w:color="000000"/>
               <w:right w:val="single" w:sz="8" w:space="0" w:color="000000"/>
             </w:tcBorders>
-            <w:tcW w:w="1636" w:type="dxa"/>
+            <w:tcW w:w="3401" w:type="dxa"/>
+            <w:tcMar>
+              <w:top w:w="30" w:type="dxa"/>
+              <w:bottom w:w="30" w:type="dxa"/>
+              <w:left w:w="50" w:type="dxa"/>
+              <w:right w:w="50" w:type="dxa"/>
+            </w:tcMar>
           </w:tcPr>
           <w:p>
             <w:pPr>
-              <w:spacing w:before="60" w:after="60"/>
+              <w:spacing w:before="0" w:after="0" w:lineRule="exact" w:line="440" w:afterLines="0" w:beforeLines="0"/>
               <w:jc w:val="center"/>
             </w:pPr>
             <w:r>
               <w:rPr>
-                <w:rFonts w:ascii="Times New Roman" w:hAnsi="Times New Roman"/>
+                <w:rFonts w:ascii="Times New Roman" w:hAnsi="Times New Roman" w:eastAsia="標楷體" w:cs="Times New Roman"/>
                 <w:b w:val="0"/>
                 <w:color w:val="000000"/>
                 <w:sz w:val="28"/>
@@ -665,16 +748,22 @@
               <w:bottom w:val="single" w:sz="8" w:space="0" w:color="000000"/>
               <w:right w:val="single" w:sz="8" w:space="0" w:color="000000"/>
             </w:tcBorders>
-            <w:tcW w:w="4500" w:type="dxa"/>
+            <w:tcW w:w="3401" w:type="dxa"/>
+            <w:tcMar>
+              <w:top w:w="30" w:type="dxa"/>
+              <w:bottom w:w="30" w:type="dxa"/>
+              <w:left w:w="50" w:type="dxa"/>
+              <w:right w:w="50" w:type="dxa"/>
+            </w:tcMar>
           </w:tcPr>
           <w:p>
             <w:pPr>
-              <w:spacing w:before="60" w:after="60"/>
+              <w:spacing w:before="0" w:after="0" w:lineRule="exact" w:line="440" w:afterLines="0" w:beforeLines="0"/>
               <w:jc w:val="center"/>
             </w:pPr>
             <w:r>
               <w:rPr>
-                <w:rFonts w:ascii="Times New Roman" w:hAnsi="Times New Roman"/>
+                <w:rFonts w:ascii="Times New Roman" w:hAnsi="Times New Roman" w:eastAsia="標楷體" w:cs="Times New Roman"/>
                 <w:b w:val="0"/>
                 <w:color w:val="000000"/>
                 <w:sz w:val="28"/>
@@ -693,16 +782,22 @@
               <w:bottom w:val="single" w:sz="8" w:space="0" w:color="000000"/>
               <w:right w:val="single" w:sz="8" w:space="0" w:color="000000"/>
             </w:tcBorders>
-            <w:tcW w:w="2864" w:type="dxa"/>
+            <w:tcW w:w="3402" w:type="dxa"/>
+            <w:tcMar>
+              <w:top w:w="30" w:type="dxa"/>
+              <w:bottom w:w="30" w:type="dxa"/>
+              <w:left w:w="50" w:type="dxa"/>
+              <w:right w:w="50" w:type="dxa"/>
+            </w:tcMar>
           </w:tcPr>
           <w:p>
             <w:pPr>
-              <w:spacing w:before="60" w:after="60"/>
+              <w:spacing w:before="0" w:after="0" w:lineRule="exact" w:line="440" w:afterLines="0" w:beforeLines="0"/>
               <w:jc w:val="left"/>
             </w:pPr>
             <w:r>
               <w:rPr>
-                <w:rFonts w:ascii="Times New Roman" w:hAnsi="Times New Roman"/>
+                <w:rFonts w:ascii="Times New Roman" w:hAnsi="Times New Roman" w:eastAsia="標楷體" w:cs="Times New Roman"/>
                 <w:b w:val="0"/>
                 <w:color w:val="000000"/>
                 <w:sz w:val="28"/>
@@ -716,6 +811,7 @@
       <w:tr>
         <w:trPr>
           <w:cantSplit/>
+          <w:cantSplit/>
         </w:trPr>
         <w:tc>
           <w:tcPr>
@@ -726,16 +822,22 @@
               <w:bottom w:val="single" w:sz="8" w:space="0" w:color="000000"/>
               <w:right w:val="single" w:sz="8" w:space="0" w:color="000000"/>
             </w:tcBorders>
-            <w:tcW w:w="1636" w:type="dxa"/>
+            <w:tcW w:w="3401" w:type="dxa"/>
+            <w:tcMar>
+              <w:top w:w="30" w:type="dxa"/>
+              <w:bottom w:w="30" w:type="dxa"/>
+              <w:left w:w="50" w:type="dxa"/>
+              <w:right w:w="50" w:type="dxa"/>
+            </w:tcMar>
           </w:tcPr>
           <w:p>
             <w:pPr>
-              <w:spacing w:before="60" w:after="60"/>
+              <w:spacing w:before="0" w:after="0" w:lineRule="exact" w:line="440" w:afterLines="0" w:beforeLines="0"/>
               <w:jc w:val="center"/>
             </w:pPr>
             <w:r>
               <w:rPr>
-                <w:rFonts w:ascii="Times New Roman" w:hAnsi="Times New Roman"/>
+                <w:rFonts w:ascii="Times New Roman" w:hAnsi="Times New Roman" w:eastAsia="標楷體" w:cs="Times New Roman"/>
                 <w:b w:val="0"/>
                 <w:color w:val="000000"/>
                 <w:sz w:val="28"/>
@@ -754,16 +856,22 @@
               <w:bottom w:val="single" w:sz="8" w:space="0" w:color="000000"/>
               <w:right w:val="single" w:sz="8" w:space="0" w:color="000000"/>
             </w:tcBorders>
-            <w:tcW w:w="4500" w:type="dxa"/>
+            <w:tcW w:w="3401" w:type="dxa"/>
+            <w:tcMar>
+              <w:top w:w="30" w:type="dxa"/>
+              <w:bottom w:w="30" w:type="dxa"/>
+              <w:left w:w="50" w:type="dxa"/>
+              <w:right w:w="50" w:type="dxa"/>
+            </w:tcMar>
           </w:tcPr>
           <w:p>
             <w:pPr>
-              <w:spacing w:before="60" w:after="60"/>
+              <w:spacing w:before="0" w:after="0" w:lineRule="exact" w:line="440" w:afterLines="0" w:beforeLines="0"/>
               <w:jc w:val="center"/>
             </w:pPr>
             <w:r>
               <w:rPr>
-                <w:rFonts w:ascii="Times New Roman" w:hAnsi="Times New Roman"/>
+                <w:rFonts w:ascii="Times New Roman" w:hAnsi="Times New Roman" w:eastAsia="標楷體" w:cs="Times New Roman"/>
                 <w:b w:val="0"/>
                 <w:color w:val="000000"/>
                 <w:sz w:val="28"/>
@@ -782,16 +890,22 @@
               <w:bottom w:val="single" w:sz="8" w:space="0" w:color="000000"/>
               <w:right w:val="single" w:sz="8" w:space="0" w:color="000000"/>
             </w:tcBorders>
-            <w:tcW w:w="2864" w:type="dxa"/>
+            <w:tcW w:w="3402" w:type="dxa"/>
+            <w:tcMar>
+              <w:top w:w="30" w:type="dxa"/>
+              <w:bottom w:w="30" w:type="dxa"/>
+              <w:left w:w="50" w:type="dxa"/>
+              <w:right w:w="50" w:type="dxa"/>
+            </w:tcMar>
           </w:tcPr>
           <w:p>
             <w:pPr>
-              <w:spacing w:before="60" w:after="60"/>
+              <w:spacing w:before="0" w:after="0" w:lineRule="exact" w:line="440" w:afterLines="0" w:beforeLines="0"/>
               <w:jc w:val="left"/>
             </w:pPr>
             <w:r>
               <w:rPr>
-                <w:rFonts w:ascii="Times New Roman" w:hAnsi="Times New Roman"/>
+                <w:rFonts w:ascii="Times New Roman" w:hAnsi="Times New Roman" w:eastAsia="標楷體" w:cs="Times New Roman"/>
                 <w:b w:val="0"/>
                 <w:color w:val="000000"/>
                 <w:sz w:val="28"/>
@@ -805,6 +919,7 @@
       <w:tr>
         <w:trPr>
           <w:cantSplit/>
+          <w:cantSplit/>
         </w:trPr>
         <w:tc>
           <w:tcPr>
@@ -815,16 +930,22 @@
               <w:bottom w:val="single" w:sz="8" w:space="0" w:color="000000"/>
               <w:right w:val="single" w:sz="8" w:space="0" w:color="000000"/>
             </w:tcBorders>
-            <w:tcW w:w="1636" w:type="dxa"/>
+            <w:tcW w:w="3401" w:type="dxa"/>
+            <w:tcMar>
+              <w:top w:w="30" w:type="dxa"/>
+              <w:bottom w:w="30" w:type="dxa"/>
+              <w:left w:w="50" w:type="dxa"/>
+              <w:right w:w="50" w:type="dxa"/>
+            </w:tcMar>
           </w:tcPr>
           <w:p>
             <w:pPr>
-              <w:spacing w:before="60" w:after="60"/>
+              <w:spacing w:before="0" w:after="0" w:lineRule="exact" w:line="440" w:afterLines="0" w:beforeLines="0"/>
               <w:jc w:val="center"/>
             </w:pPr>
             <w:r>
               <w:rPr>
-                <w:rFonts w:ascii="Times New Roman" w:hAnsi="Times New Roman"/>
+                <w:rFonts w:ascii="Times New Roman" w:hAnsi="Times New Roman" w:eastAsia="標楷體" w:cs="Times New Roman"/>
                 <w:b w:val="0"/>
                 <w:color w:val="000000"/>
                 <w:sz w:val="28"/>
@@ -843,16 +964,22 @@
               <w:bottom w:val="single" w:sz="8" w:space="0" w:color="000000"/>
               <w:right w:val="single" w:sz="8" w:space="0" w:color="000000"/>
             </w:tcBorders>
-            <w:tcW w:w="4500" w:type="dxa"/>
+            <w:tcW w:w="3401" w:type="dxa"/>
+            <w:tcMar>
+              <w:top w:w="30" w:type="dxa"/>
+              <w:bottom w:w="30" w:type="dxa"/>
+              <w:left w:w="50" w:type="dxa"/>
+              <w:right w:w="50" w:type="dxa"/>
+            </w:tcMar>
           </w:tcPr>
           <w:p>
             <w:pPr>
-              <w:spacing w:before="60" w:after="60"/>
+              <w:spacing w:before="0" w:after="0" w:lineRule="exact" w:line="440" w:afterLines="0" w:beforeLines="0"/>
               <w:jc w:val="center"/>
             </w:pPr>
             <w:r>
               <w:rPr>
-                <w:rFonts w:ascii="Times New Roman" w:hAnsi="Times New Roman"/>
+                <w:rFonts w:ascii="Times New Roman" w:hAnsi="Times New Roman" w:eastAsia="標楷體" w:cs="Times New Roman"/>
                 <w:b w:val="0"/>
                 <w:color w:val="000000"/>
                 <w:sz w:val="28"/>
@@ -871,16 +998,22 @@
               <w:bottom w:val="single" w:sz="8" w:space="0" w:color="000000"/>
               <w:right w:val="single" w:sz="8" w:space="0" w:color="000000"/>
             </w:tcBorders>
-            <w:tcW w:w="2864" w:type="dxa"/>
+            <w:tcW w:w="3402" w:type="dxa"/>
+            <w:tcMar>
+              <w:top w:w="30" w:type="dxa"/>
+              <w:bottom w:w="30" w:type="dxa"/>
+              <w:left w:w="50" w:type="dxa"/>
+              <w:right w:w="50" w:type="dxa"/>
+            </w:tcMar>
           </w:tcPr>
           <w:p>
             <w:pPr>
-              <w:spacing w:before="60" w:after="60"/>
+              <w:spacing w:before="0" w:after="0" w:lineRule="exact" w:line="440" w:afterLines="0" w:beforeLines="0"/>
               <w:jc w:val="left"/>
             </w:pPr>
             <w:r>
               <w:rPr>
-                <w:rFonts w:ascii="Times New Roman" w:hAnsi="Times New Roman"/>
+                <w:rFonts w:ascii="Times New Roman" w:hAnsi="Times New Roman" w:eastAsia="標楷體" w:cs="Times New Roman"/>
                 <w:b w:val="0"/>
                 <w:color w:val="000000"/>
                 <w:sz w:val="28"/>
@@ -894,6 +1027,7 @@
       <w:tr>
         <w:trPr>
           <w:cantSplit/>
+          <w:cantSplit/>
         </w:trPr>
         <w:tc>
           <w:tcPr>
@@ -904,16 +1038,22 @@
               <w:bottom w:val="single" w:sz="8" w:space="0" w:color="000000"/>
               <w:right w:val="single" w:sz="8" w:space="0" w:color="000000"/>
             </w:tcBorders>
-            <w:tcW w:w="1636" w:type="dxa"/>
+            <w:tcW w:w="3401" w:type="dxa"/>
+            <w:tcMar>
+              <w:top w:w="30" w:type="dxa"/>
+              <w:bottom w:w="30" w:type="dxa"/>
+              <w:left w:w="50" w:type="dxa"/>
+              <w:right w:w="50" w:type="dxa"/>
+            </w:tcMar>
           </w:tcPr>
           <w:p>
             <w:pPr>
-              <w:spacing w:before="60" w:after="60"/>
+              <w:spacing w:before="0" w:after="0" w:lineRule="exact" w:line="440" w:afterLines="0" w:beforeLines="0"/>
               <w:jc w:val="center"/>
             </w:pPr>
             <w:r>
               <w:rPr>
-                <w:rFonts w:ascii="Times New Roman" w:hAnsi="Times New Roman"/>
+                <w:rFonts w:ascii="Times New Roman" w:hAnsi="Times New Roman" w:eastAsia="標楷體" w:cs="Times New Roman"/>
                 <w:b w:val="0"/>
                 <w:color w:val="000000"/>
                 <w:sz w:val="28"/>
@@ -932,16 +1072,22 @@
               <w:bottom w:val="single" w:sz="8" w:space="0" w:color="000000"/>
               <w:right w:val="single" w:sz="8" w:space="0" w:color="000000"/>
             </w:tcBorders>
-            <w:tcW w:w="4500" w:type="dxa"/>
+            <w:tcW w:w="3401" w:type="dxa"/>
+            <w:tcMar>
+              <w:top w:w="30" w:type="dxa"/>
+              <w:bottom w:w="30" w:type="dxa"/>
+              <w:left w:w="50" w:type="dxa"/>
+              <w:right w:w="50" w:type="dxa"/>
+            </w:tcMar>
           </w:tcPr>
           <w:p>
             <w:pPr>
-              <w:spacing w:before="60" w:after="60"/>
+              <w:spacing w:before="0" w:after="0" w:lineRule="exact" w:line="440" w:afterLines="0" w:beforeLines="0"/>
               <w:jc w:val="center"/>
             </w:pPr>
             <w:r>
               <w:rPr>
-                <w:rFonts w:ascii="Times New Roman" w:hAnsi="Times New Roman"/>
+                <w:rFonts w:ascii="Times New Roman" w:hAnsi="Times New Roman" w:eastAsia="標楷體" w:cs="Times New Roman"/>
                 <w:b w:val="0"/>
                 <w:color w:val="000000"/>
                 <w:sz w:val="28"/>
@@ -960,16 +1106,22 @@
               <w:bottom w:val="single" w:sz="8" w:space="0" w:color="000000"/>
               <w:right w:val="single" w:sz="8" w:space="0" w:color="000000"/>
             </w:tcBorders>
-            <w:tcW w:w="2864" w:type="dxa"/>
+            <w:tcW w:w="3402" w:type="dxa"/>
+            <w:tcMar>
+              <w:top w:w="30" w:type="dxa"/>
+              <w:bottom w:w="30" w:type="dxa"/>
+              <w:left w:w="50" w:type="dxa"/>
+              <w:right w:w="50" w:type="dxa"/>
+            </w:tcMar>
           </w:tcPr>
           <w:p>
             <w:pPr>
-              <w:spacing w:before="60" w:after="60"/>
+              <w:spacing w:before="0" w:after="0" w:lineRule="exact" w:line="440" w:afterLines="0" w:beforeLines="0"/>
               <w:jc w:val="left"/>
             </w:pPr>
             <w:r>
               <w:rPr>
-                <w:rFonts w:ascii="Times New Roman" w:hAnsi="Times New Roman"/>
+                <w:rFonts w:ascii="Times New Roman" w:hAnsi="Times New Roman" w:eastAsia="標楷體" w:cs="Times New Roman"/>
                 <w:b w:val="0"/>
                 <w:color w:val="000000"/>
                 <w:sz w:val="28"/>
@@ -983,6 +1135,7 @@
       <w:tr>
         <w:trPr>
           <w:cantSplit/>
+          <w:cantSplit/>
         </w:trPr>
         <w:tc>
           <w:tcPr>
@@ -993,16 +1146,22 @@
               <w:bottom w:val="single" w:sz="8" w:space="0" w:color="000000"/>
               <w:right w:val="single" w:sz="8" w:space="0" w:color="000000"/>
             </w:tcBorders>
-            <w:tcW w:w="1636" w:type="dxa"/>
+            <w:tcW w:w="3401" w:type="dxa"/>
+            <w:tcMar>
+              <w:top w:w="30" w:type="dxa"/>
+              <w:bottom w:w="30" w:type="dxa"/>
+              <w:left w:w="50" w:type="dxa"/>
+              <w:right w:w="50" w:type="dxa"/>
+            </w:tcMar>
           </w:tcPr>
           <w:p>
             <w:pPr>
-              <w:spacing w:before="60" w:after="60"/>
+              <w:spacing w:before="0" w:after="0" w:lineRule="exact" w:line="440" w:afterLines="0" w:beforeLines="0"/>
               <w:jc w:val="center"/>
             </w:pPr>
             <w:r>
               <w:rPr>
-                <w:rFonts w:ascii="Times New Roman" w:hAnsi="Times New Roman"/>
+                <w:rFonts w:ascii="Times New Roman" w:hAnsi="Times New Roman" w:eastAsia="標楷體" w:cs="Times New Roman"/>
                 <w:b w:val="0"/>
                 <w:color w:val="000000"/>
                 <w:sz w:val="28"/>
@@ -1021,16 +1180,22 @@
               <w:bottom w:val="single" w:sz="8" w:space="0" w:color="000000"/>
               <w:right w:val="single" w:sz="8" w:space="0" w:color="000000"/>
             </w:tcBorders>
-            <w:tcW w:w="4500" w:type="dxa"/>
+            <w:tcW w:w="3401" w:type="dxa"/>
+            <w:tcMar>
+              <w:top w:w="30" w:type="dxa"/>
+              <w:bottom w:w="30" w:type="dxa"/>
+              <w:left w:w="50" w:type="dxa"/>
+              <w:right w:w="50" w:type="dxa"/>
+            </w:tcMar>
           </w:tcPr>
           <w:p>
             <w:pPr>
-              <w:spacing w:before="60" w:after="60"/>
+              <w:spacing w:before="0" w:after="0" w:lineRule="exact" w:line="440" w:afterLines="0" w:beforeLines="0"/>
               <w:jc w:val="center"/>
             </w:pPr>
             <w:r>
               <w:rPr>
-                <w:rFonts w:ascii="Times New Roman" w:hAnsi="Times New Roman"/>
+                <w:rFonts w:ascii="Times New Roman" w:hAnsi="Times New Roman" w:eastAsia="標楷體" w:cs="Times New Roman"/>
                 <w:b w:val="0"/>
                 <w:color w:val="000000"/>
                 <w:sz w:val="28"/>
@@ -1049,16 +1214,22 @@
               <w:bottom w:val="single" w:sz="8" w:space="0" w:color="000000"/>
               <w:right w:val="single" w:sz="8" w:space="0" w:color="000000"/>
             </w:tcBorders>
-            <w:tcW w:w="2864" w:type="dxa"/>
+            <w:tcW w:w="3402" w:type="dxa"/>
+            <w:tcMar>
+              <w:top w:w="30" w:type="dxa"/>
+              <w:bottom w:w="30" w:type="dxa"/>
+              <w:left w:w="50" w:type="dxa"/>
+              <w:right w:w="50" w:type="dxa"/>
+            </w:tcMar>
           </w:tcPr>
           <w:p>
             <w:pPr>
-              <w:spacing w:before="60" w:after="60"/>
+              <w:spacing w:before="0" w:after="0" w:lineRule="exact" w:line="440" w:afterLines="0" w:beforeLines="0"/>
               <w:jc w:val="left"/>
             </w:pPr>
             <w:r>
               <w:rPr>
-                <w:rFonts w:ascii="Times New Roman" w:hAnsi="Times New Roman"/>
+                <w:rFonts w:ascii="Times New Roman" w:hAnsi="Times New Roman" w:eastAsia="標楷體" w:cs="Times New Roman"/>
                 <w:b w:val="0"/>
                 <w:color w:val="000000"/>
                 <w:sz w:val="28"/>
@@ -1072,6 +1243,7 @@
       <w:tr>
         <w:trPr>
           <w:cantSplit/>
+          <w:cantSplit/>
         </w:trPr>
         <w:tc>
           <w:tcPr>
@@ -1082,16 +1254,22 @@
               <w:bottom w:val="single" w:sz="8" w:space="0" w:color="000000"/>
               <w:right w:val="single" w:sz="8" w:space="0" w:color="000000"/>
             </w:tcBorders>
-            <w:tcW w:w="1636" w:type="dxa"/>
+            <w:tcW w:w="3401" w:type="dxa"/>
+            <w:tcMar>
+              <w:top w:w="30" w:type="dxa"/>
+              <w:bottom w:w="30" w:type="dxa"/>
+              <w:left w:w="50" w:type="dxa"/>
+              <w:right w:w="50" w:type="dxa"/>
+            </w:tcMar>
           </w:tcPr>
           <w:p>
             <w:pPr>
-              <w:spacing w:before="60" w:after="60"/>
+              <w:spacing w:before="0" w:after="0" w:lineRule="exact" w:line="440" w:afterLines="0" w:beforeLines="0"/>
               <w:jc w:val="center"/>
             </w:pPr>
             <w:r>
               <w:rPr>
-                <w:rFonts w:ascii="Times New Roman" w:hAnsi="Times New Roman"/>
+                <w:rFonts w:ascii="Times New Roman" w:hAnsi="Times New Roman" w:eastAsia="標楷體" w:cs="Times New Roman"/>
                 <w:b w:val="0"/>
                 <w:color w:val="000000"/>
                 <w:sz w:val="28"/>
@@ -1110,16 +1288,22 @@
               <w:bottom w:val="single" w:sz="8" w:space="0" w:color="000000"/>
               <w:right w:val="single" w:sz="8" w:space="0" w:color="000000"/>
             </w:tcBorders>
-            <w:tcW w:w="4500" w:type="dxa"/>
+            <w:tcW w:w="3401" w:type="dxa"/>
+            <w:tcMar>
+              <w:top w:w="30" w:type="dxa"/>
+              <w:bottom w:w="30" w:type="dxa"/>
+              <w:left w:w="50" w:type="dxa"/>
+              <w:right w:w="50" w:type="dxa"/>
+            </w:tcMar>
           </w:tcPr>
           <w:p>
             <w:pPr>
-              <w:spacing w:before="60" w:after="60"/>
+              <w:spacing w:before="0" w:after="0" w:lineRule="exact" w:line="440" w:afterLines="0" w:beforeLines="0"/>
               <w:jc w:val="center"/>
             </w:pPr>
             <w:r>
               <w:rPr>
-                <w:rFonts w:ascii="Times New Roman" w:hAnsi="Times New Roman"/>
+                <w:rFonts w:ascii="Times New Roman" w:hAnsi="Times New Roman" w:eastAsia="標楷體" w:cs="Times New Roman"/>
                 <w:b w:val="0"/>
                 <w:color w:val="000000"/>
                 <w:sz w:val="28"/>
@@ -1138,16 +1322,22 @@
               <w:bottom w:val="single" w:sz="8" w:space="0" w:color="000000"/>
               <w:right w:val="single" w:sz="8" w:space="0" w:color="000000"/>
             </w:tcBorders>
-            <w:tcW w:w="2864" w:type="dxa"/>
+            <w:tcW w:w="3402" w:type="dxa"/>
+            <w:tcMar>
+              <w:top w:w="30" w:type="dxa"/>
+              <w:bottom w:w="30" w:type="dxa"/>
+              <w:left w:w="50" w:type="dxa"/>
+              <w:right w:w="50" w:type="dxa"/>
+            </w:tcMar>
           </w:tcPr>
           <w:p>
             <w:pPr>
-              <w:spacing w:before="60" w:after="60"/>
+              <w:spacing w:before="0" w:after="0" w:lineRule="exact" w:line="440" w:afterLines="0" w:beforeLines="0"/>
               <w:jc w:val="left"/>
             </w:pPr>
             <w:r>
               <w:rPr>
-                <w:rFonts w:ascii="Times New Roman" w:hAnsi="Times New Roman"/>
+                <w:rFonts w:ascii="Times New Roman" w:hAnsi="Times New Roman" w:eastAsia="標楷體" w:cs="Times New Roman"/>
                 <w:b w:val="0"/>
                 <w:color w:val="000000"/>
                 <w:sz w:val="28"/>
@@ -1161,6 +1351,7 @@
       <w:tr>
         <w:trPr>
           <w:cantSplit/>
+          <w:cantSplit/>
         </w:trPr>
         <w:tc>
           <w:tcPr>
@@ -1171,16 +1362,22 @@
               <w:bottom w:val="single" w:sz="8" w:space="0" w:color="000000"/>
               <w:right w:val="single" w:sz="8" w:space="0" w:color="000000"/>
             </w:tcBorders>
-            <w:tcW w:w="1636" w:type="dxa"/>
+            <w:tcW w:w="3401" w:type="dxa"/>
+            <w:tcMar>
+              <w:top w:w="30" w:type="dxa"/>
+              <w:bottom w:w="30" w:type="dxa"/>
+              <w:left w:w="50" w:type="dxa"/>
+              <w:right w:w="50" w:type="dxa"/>
+            </w:tcMar>
           </w:tcPr>
           <w:p>
             <w:pPr>
-              <w:spacing w:before="60" w:after="60"/>
+              <w:spacing w:before="0" w:after="0" w:lineRule="exact" w:line="440" w:afterLines="0" w:beforeLines="0"/>
               <w:jc w:val="center"/>
             </w:pPr>
             <w:r>
               <w:rPr>
-                <w:rFonts w:ascii="Times New Roman" w:hAnsi="Times New Roman"/>
+                <w:rFonts w:ascii="Times New Roman" w:hAnsi="Times New Roman" w:eastAsia="標楷體" w:cs="Times New Roman"/>
                 <w:b w:val="0"/>
                 <w:color w:val="000000"/>
                 <w:sz w:val="28"/>
@@ -1199,16 +1396,22 @@
               <w:bottom w:val="single" w:sz="8" w:space="0" w:color="000000"/>
               <w:right w:val="single" w:sz="8" w:space="0" w:color="000000"/>
             </w:tcBorders>
-            <w:tcW w:w="4500" w:type="dxa"/>
+            <w:tcW w:w="3401" w:type="dxa"/>
+            <w:tcMar>
+              <w:top w:w="30" w:type="dxa"/>
+              <w:bottom w:w="30" w:type="dxa"/>
+              <w:left w:w="50" w:type="dxa"/>
+              <w:right w:w="50" w:type="dxa"/>
+            </w:tcMar>
           </w:tcPr>
           <w:p>
             <w:pPr>
-              <w:spacing w:before="60" w:after="60"/>
+              <w:spacing w:before="0" w:after="0" w:lineRule="exact" w:line="440" w:afterLines="0" w:beforeLines="0"/>
               <w:jc w:val="center"/>
             </w:pPr>
             <w:r>
               <w:rPr>
-                <w:rFonts w:ascii="Times New Roman" w:hAnsi="Times New Roman"/>
+                <w:rFonts w:ascii="Times New Roman" w:hAnsi="Times New Roman" w:eastAsia="標楷體" w:cs="Times New Roman"/>
                 <w:b w:val="0"/>
                 <w:color w:val="000000"/>
                 <w:sz w:val="28"/>
@@ -1227,16 +1430,22 @@
               <w:bottom w:val="single" w:sz="8" w:space="0" w:color="000000"/>
               <w:right w:val="single" w:sz="8" w:space="0" w:color="000000"/>
             </w:tcBorders>
-            <w:tcW w:w="2864" w:type="dxa"/>
+            <w:tcW w:w="3402" w:type="dxa"/>
+            <w:tcMar>
+              <w:top w:w="30" w:type="dxa"/>
+              <w:bottom w:w="30" w:type="dxa"/>
+              <w:left w:w="50" w:type="dxa"/>
+              <w:right w:w="50" w:type="dxa"/>
+            </w:tcMar>
           </w:tcPr>
           <w:p>
             <w:pPr>
-              <w:spacing w:before="60" w:after="60"/>
+              <w:spacing w:before="0" w:after="0" w:lineRule="exact" w:line="440" w:afterLines="0" w:beforeLines="0"/>
               <w:jc w:val="left"/>
             </w:pPr>
             <w:r>
               <w:rPr>
-                <w:rFonts w:ascii="Times New Roman" w:hAnsi="Times New Roman"/>
+                <w:rFonts w:ascii="Times New Roman" w:hAnsi="Times New Roman" w:eastAsia="標楷體" w:cs="Times New Roman"/>
                 <w:b w:val="0"/>
                 <w:color w:val="000000"/>
                 <w:sz w:val="28"/>
@@ -1250,30 +1459,14 @@
     </w:tbl>
     <w:p>
       <w:pPr>
-        <w:spacing w:before="60" w:after="60" w:line="300" w:lineRule="auto"/>
-        <w:ind w:firstLine="560"/>
-        <w:jc w:val="left"/>
-      </w:pPr>
-      <w:r>
-        <w:rPr>
-          <w:rFonts w:ascii="Times New Roman" w:hAnsi="Times New Roman"/>
-          <w:b w:val="0"/>
-          <w:color w:val="000000"/>
-          <w:sz w:val="28"/>
-          <w:rFonts w:ascii="Times New Roman" w:hAnsi="Times New Roman" w:eastAsia="標楷體"/>
-        </w:rPr>
-      </w:r>
-    </w:p>
-    <w:p>
-      <w:pPr>
         <w:pStyle w:val="Caption"/>
         <w:keepNext/>
-        <w:spacing w:before="40" w:after="80" w:lineRule="exact" w:line="360"/>
+        <w:spacing w:before="120" w:after="0" w:lineRule="exact" w:line="440"/>
         <w:jc w:val="center"/>
       </w:pPr>
       <w:r>
         <w:rPr>
-          <w:rFonts w:ascii="Times New Roman" w:hAnsi="Times New Roman"/>
+          <w:rFonts w:ascii="Times New Roman" w:hAnsi="Times New Roman" w:eastAsia="標楷體" w:cs="Times New Roman"/>
           <w:b w:val="0"/>
           <w:color w:val="000000"/>
           <w:sz w:val="28"/>
@@ -1284,17 +1477,26 @@
     </w:p>
     <w:tbl>
       <w:tblPr>
-        <w:tblW w:type="auto" w:w="0"/>
+        <w:tblW w:type="dxa" w:w="10204"/>
         <w:jc w:val="center"/>
+        <w:tblLayout w:type="fixed"/>
         <w:tblLook w:firstColumn="1" w:firstRow="1" w:lastColumn="0" w:lastRow="0" w:noHBand="0" w:noVBand="1" w:val="04A0"/>
+        <w:tblCellMar>
+          <w:top w:w="100" w:type="dxa"/>
+          <w:bottom w:w="100" w:type="dxa"/>
+          <w:left w:w="120" w:type="dxa"/>
+          <w:right w:w="120" w:type="dxa"/>
+        </w:tblCellMar>
       </w:tblPr>
       <w:tblGrid>
-        <w:gridCol w:w="1384"/>
-        <w:gridCol w:w="3807"/>
-        <w:gridCol w:w="3809"/>
+        <w:gridCol w:w="3401"/>
+        <w:gridCol w:w="3401"/>
+        <w:gridCol w:w="3402"/>
       </w:tblGrid>
       <w:tr>
         <w:trPr>
+          <w:cantSplit/>
+          <w:tblHeader/>
           <w:cantSplit/>
           <w:tblHeader/>
         </w:trPr>
@@ -1308,17 +1510,23 @@
               <w:bottom w:val="single" w:sz="8" w:space="0" w:color="000000"/>
               <w:right w:val="single" w:sz="8" w:space="0" w:color="000000"/>
             </w:tcBorders>
-            <w:tcW w:w="1384" w:type="dxa"/>
+            <w:tcW w:w="3401" w:type="dxa"/>
+            <w:tcMar>
+              <w:top w:w="30" w:type="dxa"/>
+              <w:bottom w:w="30" w:type="dxa"/>
+              <w:left w:w="50" w:type="dxa"/>
+              <w:right w:w="50" w:type="dxa"/>
+            </w:tcMar>
           </w:tcPr>
           <w:p>
             <w:pPr>
-              <w:spacing w:before="60" w:after="60"/>
+              <w:spacing w:before="0" w:after="0" w:lineRule="exact" w:line="440" w:afterLines="0" w:beforeLines="0"/>
               <w:jc w:val="center"/>
             </w:pPr>
             <w:r>
               <w:rPr>
-                <w:rFonts w:ascii="Times New Roman" w:hAnsi="Times New Roman"/>
-                <w:b w:val="0"/>
+                <w:rFonts w:ascii="Times New Roman" w:hAnsi="Times New Roman" w:eastAsia="標楷體" w:cs="Times New Roman"/>
+                <w:b/>
                 <w:color w:val="000000"/>
                 <w:sz w:val="28"/>
                 <w:rFonts w:ascii="Times New Roman" w:hAnsi="Times New Roman" w:eastAsia="標楷體"/>
@@ -1337,17 +1545,23 @@
               <w:bottom w:val="single" w:sz="8" w:space="0" w:color="000000"/>
               <w:right w:val="single" w:sz="8" w:space="0" w:color="000000"/>
             </w:tcBorders>
-            <w:tcW w:w="3807" w:type="dxa"/>
+            <w:tcW w:w="3401" w:type="dxa"/>
+            <w:tcMar>
+              <w:top w:w="30" w:type="dxa"/>
+              <w:bottom w:w="30" w:type="dxa"/>
+              <w:left w:w="50" w:type="dxa"/>
+              <w:right w:w="50" w:type="dxa"/>
+            </w:tcMar>
           </w:tcPr>
           <w:p>
             <w:pPr>
-              <w:spacing w:before="60" w:after="60"/>
+              <w:spacing w:before="0" w:after="0" w:lineRule="exact" w:line="440" w:afterLines="0" w:beforeLines="0"/>
               <w:jc w:val="left"/>
             </w:pPr>
             <w:r>
               <w:rPr>
-                <w:rFonts w:ascii="Times New Roman" w:hAnsi="Times New Roman"/>
-                <w:b w:val="0"/>
+                <w:rFonts w:ascii="Times New Roman" w:hAnsi="Times New Roman" w:eastAsia="標楷體" w:cs="Times New Roman"/>
+                <w:b/>
                 <w:color w:val="000000"/>
                 <w:sz w:val="28"/>
                 <w:rFonts w:ascii="Times New Roman" w:hAnsi="Times New Roman" w:eastAsia="標楷體"/>
@@ -1366,17 +1580,23 @@
               <w:bottom w:val="single" w:sz="8" w:space="0" w:color="000000"/>
               <w:right w:val="single" w:sz="8" w:space="0" w:color="000000"/>
             </w:tcBorders>
-            <w:tcW w:w="3809" w:type="dxa"/>
+            <w:tcW w:w="3402" w:type="dxa"/>
+            <w:tcMar>
+              <w:top w:w="30" w:type="dxa"/>
+              <w:bottom w:w="30" w:type="dxa"/>
+              <w:left w:w="50" w:type="dxa"/>
+              <w:right w:w="50" w:type="dxa"/>
+            </w:tcMar>
           </w:tcPr>
           <w:p>
             <w:pPr>
-              <w:spacing w:before="60" w:after="60"/>
+              <w:spacing w:before="0" w:after="0" w:lineRule="exact" w:line="440" w:afterLines="0" w:beforeLines="0"/>
               <w:jc w:val="left"/>
             </w:pPr>
             <w:r>
               <w:rPr>
-                <w:rFonts w:ascii="Times New Roman" w:hAnsi="Times New Roman"/>
-                <w:b w:val="0"/>
+                <w:rFonts w:ascii="Times New Roman" w:hAnsi="Times New Roman" w:eastAsia="標楷體" w:cs="Times New Roman"/>
+                <w:b/>
                 <w:color w:val="000000"/>
                 <w:sz w:val="28"/>
                 <w:rFonts w:ascii="Times New Roman" w:hAnsi="Times New Roman" w:eastAsia="標楷體"/>
@@ -1389,6 +1609,7 @@
       <w:tr>
         <w:trPr>
           <w:cantSplit/>
+          <w:cantSplit/>
         </w:trPr>
         <w:tc>
           <w:tcPr>
@@ -1399,16 +1620,22 @@
               <w:bottom w:val="single" w:sz="8" w:space="0" w:color="000000"/>
               <w:right w:val="single" w:sz="8" w:space="0" w:color="000000"/>
             </w:tcBorders>
-            <w:tcW w:w="1384" w:type="dxa"/>
+            <w:tcW w:w="3401" w:type="dxa"/>
+            <w:tcMar>
+              <w:top w:w="30" w:type="dxa"/>
+              <w:bottom w:w="30" w:type="dxa"/>
+              <w:left w:w="50" w:type="dxa"/>
+              <w:right w:w="50" w:type="dxa"/>
+            </w:tcMar>
           </w:tcPr>
           <w:p>
             <w:pPr>
-              <w:spacing w:before="60" w:after="60"/>
+              <w:spacing w:before="0" w:after="0" w:lineRule="exact" w:line="440" w:afterLines="0" w:beforeLines="0"/>
               <w:jc w:val="center"/>
             </w:pPr>
             <w:r>
               <w:rPr>
-                <w:rFonts w:ascii="Times New Roman" w:hAnsi="Times New Roman"/>
+                <w:rFonts w:ascii="Times New Roman" w:hAnsi="Times New Roman" w:eastAsia="標楷體" w:cs="Times New Roman"/>
                 <w:b w:val="0"/>
                 <w:color w:val="000000"/>
                 <w:sz w:val="28"/>
@@ -1427,16 +1654,22 @@
               <w:bottom w:val="single" w:sz="8" w:space="0" w:color="000000"/>
               <w:right w:val="single" w:sz="8" w:space="0" w:color="000000"/>
             </w:tcBorders>
-            <w:tcW w:w="3807" w:type="dxa"/>
+            <w:tcW w:w="3401" w:type="dxa"/>
+            <w:tcMar>
+              <w:top w:w="30" w:type="dxa"/>
+              <w:bottom w:w="30" w:type="dxa"/>
+              <w:left w:w="50" w:type="dxa"/>
+              <w:right w:w="50" w:type="dxa"/>
+            </w:tcMar>
           </w:tcPr>
           <w:p>
             <w:pPr>
-              <w:spacing w:before="60" w:after="60"/>
+              <w:spacing w:before="0" w:after="0" w:lineRule="exact" w:line="440" w:afterLines="0" w:beforeLines="0"/>
               <w:jc w:val="left"/>
             </w:pPr>
             <w:r>
               <w:rPr>
-                <w:rFonts w:ascii="Times New Roman" w:hAnsi="Times New Roman"/>
+                <w:rFonts w:ascii="Times New Roman" w:hAnsi="Times New Roman" w:eastAsia="標楷體" w:cs="Times New Roman"/>
                 <w:b w:val="0"/>
                 <w:color w:val="000000"/>
                 <w:sz w:val="28"/>
@@ -1455,16 +1688,22 @@
               <w:bottom w:val="single" w:sz="8" w:space="0" w:color="000000"/>
               <w:right w:val="single" w:sz="8" w:space="0" w:color="000000"/>
             </w:tcBorders>
-            <w:tcW w:w="3809" w:type="dxa"/>
+            <w:tcW w:w="3402" w:type="dxa"/>
+            <w:tcMar>
+              <w:top w:w="30" w:type="dxa"/>
+              <w:bottom w:w="30" w:type="dxa"/>
+              <w:left w:w="50" w:type="dxa"/>
+              <w:right w:w="50" w:type="dxa"/>
+            </w:tcMar>
           </w:tcPr>
           <w:p>
             <w:pPr>
-              <w:spacing w:before="60" w:after="60"/>
+              <w:spacing w:before="0" w:after="0" w:lineRule="exact" w:line="440" w:afterLines="0" w:beforeLines="0"/>
               <w:jc w:val="left"/>
             </w:pPr>
             <w:r>
               <w:rPr>
-                <w:rFonts w:ascii="Times New Roman" w:hAnsi="Times New Roman"/>
+                <w:rFonts w:ascii="Times New Roman" w:hAnsi="Times New Roman" w:eastAsia="標楷體" w:cs="Times New Roman"/>
                 <w:b w:val="0"/>
                 <w:color w:val="000000"/>
                 <w:sz w:val="28"/>
@@ -1478,6 +1717,7 @@
       <w:tr>
         <w:trPr>
           <w:cantSplit/>
+          <w:cantSplit/>
         </w:trPr>
         <w:tc>
           <w:tcPr>
@@ -1488,16 +1728,22 @@
               <w:bottom w:val="single" w:sz="8" w:space="0" w:color="000000"/>
               <w:right w:val="single" w:sz="8" w:space="0" w:color="000000"/>
             </w:tcBorders>
-            <w:tcW w:w="1384" w:type="dxa"/>
+            <w:tcW w:w="3401" w:type="dxa"/>
+            <w:tcMar>
+              <w:top w:w="30" w:type="dxa"/>
+              <w:bottom w:w="30" w:type="dxa"/>
+              <w:left w:w="50" w:type="dxa"/>
+              <w:right w:w="50" w:type="dxa"/>
+            </w:tcMar>
           </w:tcPr>
           <w:p>
             <w:pPr>
-              <w:spacing w:before="60" w:after="60"/>
+              <w:spacing w:before="0" w:after="0" w:lineRule="exact" w:line="440" w:afterLines="0" w:beforeLines="0"/>
               <w:jc w:val="center"/>
             </w:pPr>
             <w:r>
               <w:rPr>
-                <w:rFonts w:ascii="Times New Roman" w:hAnsi="Times New Roman"/>
+                <w:rFonts w:ascii="Times New Roman" w:hAnsi="Times New Roman" w:eastAsia="標楷體" w:cs="Times New Roman"/>
                 <w:b w:val="0"/>
                 <w:color w:val="000000"/>
                 <w:sz w:val="28"/>
@@ -1516,16 +1762,22 @@
               <w:bottom w:val="single" w:sz="8" w:space="0" w:color="000000"/>
               <w:right w:val="single" w:sz="8" w:space="0" w:color="000000"/>
             </w:tcBorders>
-            <w:tcW w:w="3807" w:type="dxa"/>
+            <w:tcW w:w="3401" w:type="dxa"/>
+            <w:tcMar>
+              <w:top w:w="30" w:type="dxa"/>
+              <w:bottom w:w="30" w:type="dxa"/>
+              <w:left w:w="50" w:type="dxa"/>
+              <w:right w:w="50" w:type="dxa"/>
+            </w:tcMar>
           </w:tcPr>
           <w:p>
             <w:pPr>
-              <w:spacing w:before="60" w:after="60"/>
+              <w:spacing w:before="0" w:after="0" w:lineRule="exact" w:line="440" w:afterLines="0" w:beforeLines="0"/>
               <w:jc w:val="left"/>
             </w:pPr>
             <w:r>
               <w:rPr>
-                <w:rFonts w:ascii="Times New Roman" w:hAnsi="Times New Roman"/>
+                <w:rFonts w:ascii="Times New Roman" w:hAnsi="Times New Roman" w:eastAsia="標楷體" w:cs="Times New Roman"/>
                 <w:b w:val="0"/>
                 <w:color w:val="000000"/>
                 <w:sz w:val="28"/>
@@ -1544,16 +1796,22 @@
               <w:bottom w:val="single" w:sz="8" w:space="0" w:color="000000"/>
               <w:right w:val="single" w:sz="8" w:space="0" w:color="000000"/>
             </w:tcBorders>
-            <w:tcW w:w="3809" w:type="dxa"/>
+            <w:tcW w:w="3402" w:type="dxa"/>
+            <w:tcMar>
+              <w:top w:w="30" w:type="dxa"/>
+              <w:bottom w:w="30" w:type="dxa"/>
+              <w:left w:w="50" w:type="dxa"/>
+              <w:right w:w="50" w:type="dxa"/>
+            </w:tcMar>
           </w:tcPr>
           <w:p>
             <w:pPr>
-              <w:spacing w:before="60" w:after="60"/>
+              <w:spacing w:before="0" w:after="0" w:lineRule="exact" w:line="440" w:afterLines="0" w:beforeLines="0"/>
               <w:jc w:val="left"/>
             </w:pPr>
             <w:r>
               <w:rPr>
-                <w:rFonts w:ascii="Times New Roman" w:hAnsi="Times New Roman"/>
+                <w:rFonts w:ascii="Times New Roman" w:hAnsi="Times New Roman" w:eastAsia="標楷體" w:cs="Times New Roman"/>
                 <w:b w:val="0"/>
                 <w:color w:val="000000"/>
                 <w:sz w:val="28"/>
@@ -1567,6 +1825,7 @@
       <w:tr>
         <w:trPr>
           <w:cantSplit/>
+          <w:cantSplit/>
         </w:trPr>
         <w:tc>
           <w:tcPr>
@@ -1577,16 +1836,22 @@
               <w:bottom w:val="single" w:sz="8" w:space="0" w:color="000000"/>
               <w:right w:val="single" w:sz="8" w:space="0" w:color="000000"/>
             </w:tcBorders>
-            <w:tcW w:w="1384" w:type="dxa"/>
+            <w:tcW w:w="3401" w:type="dxa"/>
+            <w:tcMar>
+              <w:top w:w="30" w:type="dxa"/>
+              <w:bottom w:w="30" w:type="dxa"/>
+              <w:left w:w="50" w:type="dxa"/>
+              <w:right w:w="50" w:type="dxa"/>
+            </w:tcMar>
           </w:tcPr>
           <w:p>
             <w:pPr>
-              <w:spacing w:before="60" w:after="60"/>
+              <w:spacing w:before="0" w:after="0" w:lineRule="exact" w:line="440" w:afterLines="0" w:beforeLines="0"/>
               <w:jc w:val="center"/>
             </w:pPr>
             <w:r>
               <w:rPr>
-                <w:rFonts w:ascii="Times New Roman" w:hAnsi="Times New Roman"/>
+                <w:rFonts w:ascii="Times New Roman" w:hAnsi="Times New Roman" w:eastAsia="標楷體" w:cs="Times New Roman"/>
                 <w:b w:val="0"/>
                 <w:color w:val="000000"/>
                 <w:sz w:val="28"/>
@@ -1605,16 +1870,22 @@
               <w:bottom w:val="single" w:sz="8" w:space="0" w:color="000000"/>
               <w:right w:val="single" w:sz="8" w:space="0" w:color="000000"/>
             </w:tcBorders>
-            <w:tcW w:w="3807" w:type="dxa"/>
+            <w:tcW w:w="3401" w:type="dxa"/>
+            <w:tcMar>
+              <w:top w:w="30" w:type="dxa"/>
+              <w:bottom w:w="30" w:type="dxa"/>
+              <w:left w:w="50" w:type="dxa"/>
+              <w:right w:w="50" w:type="dxa"/>
+            </w:tcMar>
           </w:tcPr>
           <w:p>
             <w:pPr>
-              <w:spacing w:before="60" w:after="60"/>
+              <w:spacing w:before="0" w:after="0" w:lineRule="exact" w:line="440" w:afterLines="0" w:beforeLines="0"/>
               <w:jc w:val="left"/>
             </w:pPr>
             <w:r>
               <w:rPr>
-                <w:rFonts w:ascii="Times New Roman" w:hAnsi="Times New Roman"/>
+                <w:rFonts w:ascii="Times New Roman" w:hAnsi="Times New Roman" w:eastAsia="標楷體" w:cs="Times New Roman"/>
                 <w:b w:val="0"/>
                 <w:color w:val="000000"/>
                 <w:sz w:val="28"/>
@@ -1633,16 +1904,22 @@
               <w:bottom w:val="single" w:sz="8" w:space="0" w:color="000000"/>
               <w:right w:val="single" w:sz="8" w:space="0" w:color="000000"/>
             </w:tcBorders>
-            <w:tcW w:w="3809" w:type="dxa"/>
+            <w:tcW w:w="3402" w:type="dxa"/>
+            <w:tcMar>
+              <w:top w:w="30" w:type="dxa"/>
+              <w:bottom w:w="30" w:type="dxa"/>
+              <w:left w:w="50" w:type="dxa"/>
+              <w:right w:w="50" w:type="dxa"/>
+            </w:tcMar>
           </w:tcPr>
           <w:p>
             <w:pPr>
-              <w:spacing w:before="60" w:after="60"/>
+              <w:spacing w:before="0" w:after="0" w:lineRule="exact" w:line="440" w:afterLines="0" w:beforeLines="0"/>
               <w:jc w:val="left"/>
             </w:pPr>
             <w:r>
               <w:rPr>
-                <w:rFonts w:ascii="Times New Roman" w:hAnsi="Times New Roman"/>
+                <w:rFonts w:ascii="Times New Roman" w:hAnsi="Times New Roman" w:eastAsia="標楷體" w:cs="Times New Roman"/>
                 <w:b w:val="0"/>
                 <w:color w:val="000000"/>
                 <w:sz w:val="28"/>
@@ -1656,6 +1933,7 @@
       <w:tr>
         <w:trPr>
           <w:cantSplit/>
+          <w:cantSplit/>
         </w:trPr>
         <w:tc>
           <w:tcPr>
@@ -1666,16 +1944,22 @@
               <w:bottom w:val="single" w:sz="8" w:space="0" w:color="000000"/>
               <w:right w:val="single" w:sz="8" w:space="0" w:color="000000"/>
             </w:tcBorders>
-            <w:tcW w:w="1384" w:type="dxa"/>
+            <w:tcW w:w="3401" w:type="dxa"/>
+            <w:tcMar>
+              <w:top w:w="30" w:type="dxa"/>
+              <w:bottom w:w="30" w:type="dxa"/>
+              <w:left w:w="50" w:type="dxa"/>
+              <w:right w:w="50" w:type="dxa"/>
+            </w:tcMar>
           </w:tcPr>
           <w:p>
             <w:pPr>
-              <w:spacing w:before="60" w:after="60"/>
+              <w:spacing w:before="0" w:after="0" w:lineRule="exact" w:line="440" w:afterLines="0" w:beforeLines="0"/>
               <w:jc w:val="center"/>
             </w:pPr>
             <w:r>
               <w:rPr>
-                <w:rFonts w:ascii="Times New Roman" w:hAnsi="Times New Roman"/>
+                <w:rFonts w:ascii="Times New Roman" w:hAnsi="Times New Roman" w:eastAsia="標楷體" w:cs="Times New Roman"/>
                 <w:b w:val="0"/>
                 <w:color w:val="000000"/>
                 <w:sz w:val="28"/>
@@ -1694,16 +1978,22 @@
               <w:bottom w:val="single" w:sz="8" w:space="0" w:color="000000"/>
               <w:right w:val="single" w:sz="8" w:space="0" w:color="000000"/>
             </w:tcBorders>
-            <w:tcW w:w="3807" w:type="dxa"/>
+            <w:tcW w:w="3401" w:type="dxa"/>
+            <w:tcMar>
+              <w:top w:w="30" w:type="dxa"/>
+              <w:bottom w:w="30" w:type="dxa"/>
+              <w:left w:w="50" w:type="dxa"/>
+              <w:right w:w="50" w:type="dxa"/>
+            </w:tcMar>
           </w:tcPr>
           <w:p>
             <w:pPr>
-              <w:spacing w:before="60" w:after="60"/>
+              <w:spacing w:before="0" w:after="0" w:lineRule="exact" w:line="440" w:afterLines="0" w:beforeLines="0"/>
               <w:jc w:val="left"/>
             </w:pPr>
             <w:r>
               <w:rPr>
-                <w:rFonts w:ascii="Times New Roman" w:hAnsi="Times New Roman"/>
+                <w:rFonts w:ascii="Times New Roman" w:hAnsi="Times New Roman" w:eastAsia="標楷體" w:cs="Times New Roman"/>
                 <w:b w:val="0"/>
                 <w:color w:val="000000"/>
                 <w:sz w:val="28"/>
@@ -1722,16 +2012,22 @@
               <w:bottom w:val="single" w:sz="8" w:space="0" w:color="000000"/>
               <w:right w:val="single" w:sz="8" w:space="0" w:color="000000"/>
             </w:tcBorders>
-            <w:tcW w:w="3809" w:type="dxa"/>
+            <w:tcW w:w="3402" w:type="dxa"/>
+            <w:tcMar>
+              <w:top w:w="30" w:type="dxa"/>
+              <w:bottom w:w="30" w:type="dxa"/>
+              <w:left w:w="50" w:type="dxa"/>
+              <w:right w:w="50" w:type="dxa"/>
+            </w:tcMar>
           </w:tcPr>
           <w:p>
             <w:pPr>
-              <w:spacing w:before="60" w:after="60"/>
+              <w:spacing w:before="0" w:after="0" w:lineRule="exact" w:line="440" w:afterLines="0" w:beforeLines="0"/>
               <w:jc w:val="left"/>
             </w:pPr>
             <w:r>
               <w:rPr>
-                <w:rFonts w:ascii="Times New Roman" w:hAnsi="Times New Roman"/>
+                <w:rFonts w:ascii="Times New Roman" w:hAnsi="Times New Roman" w:eastAsia="標楷體" w:cs="Times New Roman"/>
                 <w:b w:val="0"/>
                 <w:color w:val="000000"/>
                 <w:sz w:val="28"/>
@@ -1745,30 +2041,15 @@
     </w:tbl>
     <w:p>
       <w:pPr>
-        <w:spacing w:before="60" w:after="60" w:line="300" w:lineRule="auto"/>
-        <w:ind w:firstLine="560"/>
+        <w:pStyle w:val="Heading2"/>
+        <w:keepNext/>
+        <w:pageBreakBefore/>
+        <w:spacing w:before="0" w:after="240" w:lineRule="exact" w:line="480" w:afterLines="50"/>
         <w:jc w:val="left"/>
       </w:pPr>
       <w:r>
         <w:rPr>
-          <w:rFonts w:ascii="Times New Roman" w:hAnsi="Times New Roman"/>
-          <w:b w:val="0"/>
-          <w:color w:val="000000"/>
-          <w:sz w:val="28"/>
-          <w:rFonts w:ascii="Times New Roman" w:hAnsi="Times New Roman" w:eastAsia="標楷體"/>
-        </w:rPr>
-      </w:r>
-    </w:p>
-    <w:p>
-      <w:pPr>
-        <w:pStyle w:val="Heading2"/>
-        <w:keepNext/>
-        <w:spacing w:before="160" w:after="160" w:lineRule="exact" w:line="400"/>
-        <w:jc w:val="left"/>
-      </w:pPr>
-      <w:r>
-        <w:rPr>
-          <w:rFonts w:ascii="Times New Roman" w:hAnsi="Times New Roman"/>
+          <w:rFonts w:ascii="Times New Roman" w:hAnsi="Times New Roman" w:eastAsia="標楷體" w:cs="Times New Roman"/>
           <w:b w:val="0"/>
           <w:color w:val="000000"/>
           <w:sz w:val="32"/>
@@ -1779,13 +2060,13 @@
     </w:p>
     <w:p>
       <w:pPr>
-        <w:spacing w:before="0" w:after="0" w:line="360" w:lineRule="exact"/>
+        <w:spacing w:before="0" w:after="0" w:line="440" w:lineRule="exact" w:afterLines="0" w:beforeLines="0"/>
         <w:ind w:firstLine="560"/>
         <w:jc w:val="left"/>
       </w:pPr>
       <w:r>
         <w:rPr>
-          <w:rFonts w:ascii="Times New Roman" w:hAnsi="Times New Roman"/>
+          <w:rFonts w:ascii="Times New Roman" w:hAnsi="Times New Roman" w:eastAsia="標楷體" w:cs="Times New Roman"/>
           <w:b w:val="0"/>
           <w:color w:val="000000"/>
           <w:sz w:val="28"/>
@@ -1798,12 +2079,12 @@
       <w:pPr>
         <w:pStyle w:val="Caption"/>
         <w:keepNext/>
-        <w:spacing w:before="40" w:after="80" w:lineRule="exact" w:line="360"/>
+        <w:spacing w:before="120" w:after="0" w:lineRule="exact" w:line="440"/>
         <w:jc w:val="center"/>
       </w:pPr>
       <w:r>
         <w:rPr>
-          <w:rFonts w:ascii="Times New Roman" w:hAnsi="Times New Roman"/>
+          <w:rFonts w:ascii="Times New Roman" w:hAnsi="Times New Roman" w:eastAsia="標楷體" w:cs="Times New Roman"/>
           <w:b w:val="0"/>
           <w:color w:val="000000"/>
           <w:sz w:val="28"/>
@@ -1814,17 +2095,26 @@
     </w:p>
     <w:tbl>
       <w:tblPr>
-        <w:tblW w:type="auto" w:w="0"/>
+        <w:tblW w:type="dxa" w:w="10204"/>
         <w:jc w:val="center"/>
+        <w:tblLayout w:type="fixed"/>
         <w:tblLook w:firstColumn="1" w:firstRow="1" w:lastColumn="0" w:lastRow="0" w:noHBand="0" w:noVBand="1" w:val="04A0"/>
+        <w:tblCellMar>
+          <w:top w:w="100" w:type="dxa"/>
+          <w:bottom w:w="100" w:type="dxa"/>
+          <w:left w:w="120" w:type="dxa"/>
+          <w:right w:w="120" w:type="dxa"/>
+        </w:tblCellMar>
       </w:tblPr>
       <w:tblGrid>
-        <w:gridCol w:w="1384"/>
-        <w:gridCol w:w="3807"/>
-        <w:gridCol w:w="3809"/>
+        <w:gridCol w:w="3401"/>
+        <w:gridCol w:w="3401"/>
+        <w:gridCol w:w="3402"/>
       </w:tblGrid>
       <w:tr>
         <w:trPr>
+          <w:cantSplit/>
+          <w:tblHeader/>
           <w:cantSplit/>
           <w:tblHeader/>
         </w:trPr>
@@ -1838,17 +2128,23 @@
               <w:bottom w:val="single" w:sz="8" w:space="0" w:color="000000"/>
               <w:right w:val="single" w:sz="8" w:space="0" w:color="000000"/>
             </w:tcBorders>
-            <w:tcW w:w="1384" w:type="dxa"/>
+            <w:tcW w:w="3401" w:type="dxa"/>
+            <w:tcMar>
+              <w:top w:w="30" w:type="dxa"/>
+              <w:bottom w:w="30" w:type="dxa"/>
+              <w:left w:w="50" w:type="dxa"/>
+              <w:right w:w="50" w:type="dxa"/>
+            </w:tcMar>
           </w:tcPr>
           <w:p>
             <w:pPr>
-              <w:spacing w:before="60" w:after="60"/>
+              <w:spacing w:before="0" w:after="0" w:lineRule="exact" w:line="440" w:afterLines="0" w:beforeLines="0"/>
               <w:jc w:val="center"/>
             </w:pPr>
             <w:r>
               <w:rPr>
-                <w:rFonts w:ascii="Times New Roman" w:hAnsi="Times New Roman"/>
-                <w:b w:val="0"/>
+                <w:rFonts w:ascii="Times New Roman" w:hAnsi="Times New Roman" w:eastAsia="標楷體" w:cs="Times New Roman"/>
+                <w:b/>
                 <w:color w:val="000000"/>
                 <w:sz w:val="28"/>
                 <w:rFonts w:ascii="Times New Roman" w:hAnsi="Times New Roman" w:eastAsia="標楷體"/>
@@ -1867,17 +2163,23 @@
               <w:bottom w:val="single" w:sz="8" w:space="0" w:color="000000"/>
               <w:right w:val="single" w:sz="8" w:space="0" w:color="000000"/>
             </w:tcBorders>
-            <w:tcW w:w="3807" w:type="dxa"/>
+            <w:tcW w:w="3401" w:type="dxa"/>
+            <w:tcMar>
+              <w:top w:w="30" w:type="dxa"/>
+              <w:bottom w:w="30" w:type="dxa"/>
+              <w:left w:w="50" w:type="dxa"/>
+              <w:right w:w="50" w:type="dxa"/>
+            </w:tcMar>
           </w:tcPr>
           <w:p>
             <w:pPr>
-              <w:spacing w:before="60" w:after="60"/>
+              <w:spacing w:before="0" w:after="0" w:lineRule="exact" w:line="440" w:afterLines="0" w:beforeLines="0"/>
               <w:jc w:val="left"/>
             </w:pPr>
             <w:r>
               <w:rPr>
-                <w:rFonts w:ascii="Times New Roman" w:hAnsi="Times New Roman"/>
-                <w:b w:val="0"/>
+                <w:rFonts w:ascii="Times New Roman" w:hAnsi="Times New Roman" w:eastAsia="標楷體" w:cs="Times New Roman"/>
+                <w:b/>
                 <w:color w:val="000000"/>
                 <w:sz w:val="28"/>
                 <w:rFonts w:ascii="Times New Roman" w:hAnsi="Times New Roman" w:eastAsia="標楷體"/>
@@ -1896,17 +2198,23 @@
               <w:bottom w:val="single" w:sz="8" w:space="0" w:color="000000"/>
               <w:right w:val="single" w:sz="8" w:space="0" w:color="000000"/>
             </w:tcBorders>
-            <w:tcW w:w="3809" w:type="dxa"/>
+            <w:tcW w:w="3402" w:type="dxa"/>
+            <w:tcMar>
+              <w:top w:w="30" w:type="dxa"/>
+              <w:bottom w:w="30" w:type="dxa"/>
+              <w:left w:w="50" w:type="dxa"/>
+              <w:right w:w="50" w:type="dxa"/>
+            </w:tcMar>
           </w:tcPr>
           <w:p>
             <w:pPr>
-              <w:spacing w:before="60" w:after="60"/>
+              <w:spacing w:before="0" w:after="0" w:lineRule="exact" w:line="440" w:afterLines="0" w:beforeLines="0"/>
               <w:jc w:val="left"/>
             </w:pPr>
             <w:r>
               <w:rPr>
-                <w:rFonts w:ascii="Times New Roman" w:hAnsi="Times New Roman"/>
-                <w:b w:val="0"/>
+                <w:rFonts w:ascii="Times New Roman" w:hAnsi="Times New Roman" w:eastAsia="標楷體" w:cs="Times New Roman"/>
+                <w:b/>
                 <w:color w:val="000000"/>
                 <w:sz w:val="28"/>
                 <w:rFonts w:ascii="Times New Roman" w:hAnsi="Times New Roman" w:eastAsia="標楷體"/>
@@ -1919,6 +2227,7 @@
       <w:tr>
         <w:trPr>
           <w:cantSplit/>
+          <w:cantSplit/>
         </w:trPr>
         <w:tc>
           <w:tcPr>
@@ -1929,16 +2238,22 @@
               <w:bottom w:val="single" w:sz="8" w:space="0" w:color="000000"/>
               <w:right w:val="single" w:sz="8" w:space="0" w:color="000000"/>
             </w:tcBorders>
-            <w:tcW w:w="1384" w:type="dxa"/>
+            <w:tcW w:w="3401" w:type="dxa"/>
+            <w:tcMar>
+              <w:top w:w="30" w:type="dxa"/>
+              <w:bottom w:w="30" w:type="dxa"/>
+              <w:left w:w="50" w:type="dxa"/>
+              <w:right w:w="50" w:type="dxa"/>
+            </w:tcMar>
           </w:tcPr>
           <w:p>
             <w:pPr>
-              <w:spacing w:before="60" w:after="60"/>
+              <w:spacing w:before="0" w:after="0" w:lineRule="exact" w:line="440" w:afterLines="0" w:beforeLines="0"/>
               <w:jc w:val="center"/>
             </w:pPr>
             <w:r>
               <w:rPr>
-                <w:rFonts w:ascii="Times New Roman" w:hAnsi="Times New Roman"/>
+                <w:rFonts w:ascii="Times New Roman" w:hAnsi="Times New Roman" w:eastAsia="標楷體" w:cs="Times New Roman"/>
                 <w:b w:val="0"/>
                 <w:color w:val="000000"/>
                 <w:sz w:val="28"/>
@@ -1957,16 +2272,22 @@
               <w:bottom w:val="single" w:sz="8" w:space="0" w:color="000000"/>
               <w:right w:val="single" w:sz="8" w:space="0" w:color="000000"/>
             </w:tcBorders>
-            <w:tcW w:w="3807" w:type="dxa"/>
+            <w:tcW w:w="3401" w:type="dxa"/>
+            <w:tcMar>
+              <w:top w:w="30" w:type="dxa"/>
+              <w:bottom w:w="30" w:type="dxa"/>
+              <w:left w:w="50" w:type="dxa"/>
+              <w:right w:w="50" w:type="dxa"/>
+            </w:tcMar>
           </w:tcPr>
           <w:p>
             <w:pPr>
-              <w:spacing w:before="60" w:after="60"/>
+              <w:spacing w:before="0" w:after="0" w:lineRule="exact" w:line="440" w:afterLines="0" w:beforeLines="0"/>
               <w:jc w:val="left"/>
             </w:pPr>
             <w:r>
               <w:rPr>
-                <w:rFonts w:ascii="Times New Roman" w:hAnsi="Times New Roman"/>
+                <w:rFonts w:ascii="Times New Roman" w:hAnsi="Times New Roman" w:eastAsia="標楷體" w:cs="Times New Roman"/>
                 <w:b w:val="0"/>
                 <w:color w:val="000000"/>
                 <w:sz w:val="28"/>
@@ -1985,16 +2306,22 @@
               <w:bottom w:val="single" w:sz="8" w:space="0" w:color="000000"/>
               <w:right w:val="single" w:sz="8" w:space="0" w:color="000000"/>
             </w:tcBorders>
-            <w:tcW w:w="3809" w:type="dxa"/>
+            <w:tcW w:w="3402" w:type="dxa"/>
+            <w:tcMar>
+              <w:top w:w="30" w:type="dxa"/>
+              <w:bottom w:w="30" w:type="dxa"/>
+              <w:left w:w="50" w:type="dxa"/>
+              <w:right w:w="50" w:type="dxa"/>
+            </w:tcMar>
           </w:tcPr>
           <w:p>
             <w:pPr>
-              <w:spacing w:before="60" w:after="60"/>
+              <w:spacing w:before="0" w:after="0" w:lineRule="exact" w:line="440" w:afterLines="0" w:beforeLines="0"/>
               <w:jc w:val="left"/>
             </w:pPr>
             <w:r>
               <w:rPr>
-                <w:rFonts w:ascii="Times New Roman" w:hAnsi="Times New Roman"/>
+                <w:rFonts w:ascii="Times New Roman" w:hAnsi="Times New Roman" w:eastAsia="標楷體" w:cs="Times New Roman"/>
                 <w:b w:val="0"/>
                 <w:color w:val="000000"/>
                 <w:sz w:val="28"/>
@@ -2008,6 +2335,7 @@
       <w:tr>
         <w:trPr>
           <w:cantSplit/>
+          <w:cantSplit/>
         </w:trPr>
         <w:tc>
           <w:tcPr>
@@ -2018,16 +2346,22 @@
               <w:bottom w:val="single" w:sz="8" w:space="0" w:color="000000"/>
               <w:right w:val="single" w:sz="8" w:space="0" w:color="000000"/>
             </w:tcBorders>
-            <w:tcW w:w="1384" w:type="dxa"/>
+            <w:tcW w:w="3401" w:type="dxa"/>
+            <w:tcMar>
+              <w:top w:w="30" w:type="dxa"/>
+              <w:bottom w:w="30" w:type="dxa"/>
+              <w:left w:w="50" w:type="dxa"/>
+              <w:right w:w="50" w:type="dxa"/>
+            </w:tcMar>
           </w:tcPr>
           <w:p>
             <w:pPr>
-              <w:spacing w:before="60" w:after="60"/>
+              <w:spacing w:before="0" w:after="0" w:lineRule="exact" w:line="440" w:afterLines="0" w:beforeLines="0"/>
               <w:jc w:val="center"/>
             </w:pPr>
             <w:r>
               <w:rPr>
-                <w:rFonts w:ascii="Times New Roman" w:hAnsi="Times New Roman"/>
+                <w:rFonts w:ascii="Times New Roman" w:hAnsi="Times New Roman" w:eastAsia="標楷體" w:cs="Times New Roman"/>
                 <w:b w:val="0"/>
                 <w:color w:val="000000"/>
                 <w:sz w:val="28"/>
@@ -2046,16 +2380,22 @@
               <w:bottom w:val="single" w:sz="8" w:space="0" w:color="000000"/>
               <w:right w:val="single" w:sz="8" w:space="0" w:color="000000"/>
             </w:tcBorders>
-            <w:tcW w:w="3807" w:type="dxa"/>
+            <w:tcW w:w="3401" w:type="dxa"/>
+            <w:tcMar>
+              <w:top w:w="30" w:type="dxa"/>
+              <w:bottom w:w="30" w:type="dxa"/>
+              <w:left w:w="50" w:type="dxa"/>
+              <w:right w:w="50" w:type="dxa"/>
+            </w:tcMar>
           </w:tcPr>
           <w:p>
             <w:pPr>
-              <w:spacing w:before="60" w:after="60"/>
+              <w:spacing w:before="0" w:after="0" w:lineRule="exact" w:line="440" w:afterLines="0" w:beforeLines="0"/>
               <w:jc w:val="left"/>
             </w:pPr>
             <w:r>
               <w:rPr>
-                <w:rFonts w:ascii="Times New Roman" w:hAnsi="Times New Roman"/>
+                <w:rFonts w:ascii="Times New Roman" w:hAnsi="Times New Roman" w:eastAsia="標楷體" w:cs="Times New Roman"/>
                 <w:b w:val="0"/>
                 <w:color w:val="000000"/>
                 <w:sz w:val="28"/>
@@ -2074,16 +2414,22 @@
               <w:bottom w:val="single" w:sz="8" w:space="0" w:color="000000"/>
               <w:right w:val="single" w:sz="8" w:space="0" w:color="000000"/>
             </w:tcBorders>
-            <w:tcW w:w="3809" w:type="dxa"/>
+            <w:tcW w:w="3402" w:type="dxa"/>
+            <w:tcMar>
+              <w:top w:w="30" w:type="dxa"/>
+              <w:bottom w:w="30" w:type="dxa"/>
+              <w:left w:w="50" w:type="dxa"/>
+              <w:right w:w="50" w:type="dxa"/>
+            </w:tcMar>
           </w:tcPr>
           <w:p>
             <w:pPr>
-              <w:spacing w:before="60" w:after="60"/>
+              <w:spacing w:before="0" w:after="0" w:lineRule="exact" w:line="440" w:afterLines="0" w:beforeLines="0"/>
               <w:jc w:val="left"/>
             </w:pPr>
             <w:r>
               <w:rPr>
-                <w:rFonts w:ascii="Times New Roman" w:hAnsi="Times New Roman"/>
+                <w:rFonts w:ascii="Times New Roman" w:hAnsi="Times New Roman" w:eastAsia="標楷體" w:cs="Times New Roman"/>
                 <w:b w:val="0"/>
                 <w:color w:val="000000"/>
                 <w:sz w:val="28"/>
@@ -2097,6 +2443,7 @@
       <w:tr>
         <w:trPr>
           <w:cantSplit/>
+          <w:cantSplit/>
         </w:trPr>
         <w:tc>
           <w:tcPr>
@@ -2107,16 +2454,22 @@
               <w:bottom w:val="single" w:sz="8" w:space="0" w:color="000000"/>
               <w:right w:val="single" w:sz="8" w:space="0" w:color="000000"/>
             </w:tcBorders>
-            <w:tcW w:w="1384" w:type="dxa"/>
+            <w:tcW w:w="3401" w:type="dxa"/>
+            <w:tcMar>
+              <w:top w:w="30" w:type="dxa"/>
+              <w:bottom w:w="30" w:type="dxa"/>
+              <w:left w:w="50" w:type="dxa"/>
+              <w:right w:w="50" w:type="dxa"/>
+            </w:tcMar>
           </w:tcPr>
           <w:p>
             <w:pPr>
-              <w:spacing w:before="60" w:after="60"/>
+              <w:spacing w:before="0" w:after="0" w:lineRule="exact" w:line="440" w:afterLines="0" w:beforeLines="0"/>
               <w:jc w:val="center"/>
             </w:pPr>
             <w:r>
               <w:rPr>
-                <w:rFonts w:ascii="Times New Roman" w:hAnsi="Times New Roman"/>
+                <w:rFonts w:ascii="Times New Roman" w:hAnsi="Times New Roman" w:eastAsia="標楷體" w:cs="Times New Roman"/>
                 <w:b w:val="0"/>
                 <w:color w:val="000000"/>
                 <w:sz w:val="28"/>
@@ -2135,16 +2488,22 @@
               <w:bottom w:val="single" w:sz="8" w:space="0" w:color="000000"/>
               <w:right w:val="single" w:sz="8" w:space="0" w:color="000000"/>
             </w:tcBorders>
-            <w:tcW w:w="3807" w:type="dxa"/>
+            <w:tcW w:w="3401" w:type="dxa"/>
+            <w:tcMar>
+              <w:top w:w="30" w:type="dxa"/>
+              <w:bottom w:w="30" w:type="dxa"/>
+              <w:left w:w="50" w:type="dxa"/>
+              <w:right w:w="50" w:type="dxa"/>
+            </w:tcMar>
           </w:tcPr>
           <w:p>
             <w:pPr>
-              <w:spacing w:before="60" w:after="60"/>
+              <w:spacing w:before="0" w:after="0" w:lineRule="exact" w:line="440" w:afterLines="0" w:beforeLines="0"/>
               <w:jc w:val="left"/>
             </w:pPr>
             <w:r>
               <w:rPr>
-                <w:rFonts w:ascii="Times New Roman" w:hAnsi="Times New Roman"/>
+                <w:rFonts w:ascii="Times New Roman" w:hAnsi="Times New Roman" w:eastAsia="標楷體" w:cs="Times New Roman"/>
                 <w:b w:val="0"/>
                 <w:color w:val="000000"/>
                 <w:sz w:val="28"/>
@@ -2163,16 +2522,22 @@
               <w:bottom w:val="single" w:sz="8" w:space="0" w:color="000000"/>
               <w:right w:val="single" w:sz="8" w:space="0" w:color="000000"/>
             </w:tcBorders>
-            <w:tcW w:w="3809" w:type="dxa"/>
+            <w:tcW w:w="3402" w:type="dxa"/>
+            <w:tcMar>
+              <w:top w:w="30" w:type="dxa"/>
+              <w:bottom w:w="30" w:type="dxa"/>
+              <w:left w:w="50" w:type="dxa"/>
+              <w:right w:w="50" w:type="dxa"/>
+            </w:tcMar>
           </w:tcPr>
           <w:p>
             <w:pPr>
-              <w:spacing w:before="60" w:after="60"/>
+              <w:spacing w:before="0" w:after="0" w:lineRule="exact" w:line="440" w:afterLines="0" w:beforeLines="0"/>
               <w:jc w:val="left"/>
             </w:pPr>
             <w:r>
               <w:rPr>
-                <w:rFonts w:ascii="Times New Roman" w:hAnsi="Times New Roman"/>
+                <w:rFonts w:ascii="Times New Roman" w:hAnsi="Times New Roman" w:eastAsia="標楷體" w:cs="Times New Roman"/>
                 <w:b w:val="0"/>
                 <w:color w:val="000000"/>
                 <w:sz w:val="28"/>
@@ -2186,6 +2551,7 @@
       <w:tr>
         <w:trPr>
           <w:cantSplit/>
+          <w:cantSplit/>
         </w:trPr>
         <w:tc>
           <w:tcPr>
@@ -2196,16 +2562,22 @@
               <w:bottom w:val="single" w:sz="8" w:space="0" w:color="000000"/>
               <w:right w:val="single" w:sz="8" w:space="0" w:color="000000"/>
             </w:tcBorders>
-            <w:tcW w:w="1384" w:type="dxa"/>
+            <w:tcW w:w="3401" w:type="dxa"/>
+            <w:tcMar>
+              <w:top w:w="30" w:type="dxa"/>
+              <w:bottom w:w="30" w:type="dxa"/>
+              <w:left w:w="50" w:type="dxa"/>
+              <w:right w:w="50" w:type="dxa"/>
+            </w:tcMar>
           </w:tcPr>
           <w:p>
             <w:pPr>
-              <w:spacing w:before="60" w:after="60"/>
+              <w:spacing w:before="0" w:after="0" w:lineRule="exact" w:line="440" w:afterLines="0" w:beforeLines="0"/>
               <w:jc w:val="center"/>
             </w:pPr>
             <w:r>
               <w:rPr>
-                <w:rFonts w:ascii="Times New Roman" w:hAnsi="Times New Roman"/>
+                <w:rFonts w:ascii="Times New Roman" w:hAnsi="Times New Roman" w:eastAsia="標楷體" w:cs="Times New Roman"/>
                 <w:b w:val="0"/>
                 <w:color w:val="000000"/>
                 <w:sz w:val="28"/>
@@ -2224,16 +2596,22 @@
               <w:bottom w:val="single" w:sz="8" w:space="0" w:color="000000"/>
               <w:right w:val="single" w:sz="8" w:space="0" w:color="000000"/>
             </w:tcBorders>
-            <w:tcW w:w="3807" w:type="dxa"/>
+            <w:tcW w:w="3401" w:type="dxa"/>
+            <w:tcMar>
+              <w:top w:w="30" w:type="dxa"/>
+              <w:bottom w:w="30" w:type="dxa"/>
+              <w:left w:w="50" w:type="dxa"/>
+              <w:right w:w="50" w:type="dxa"/>
+            </w:tcMar>
           </w:tcPr>
           <w:p>
             <w:pPr>
-              <w:spacing w:before="60" w:after="60"/>
+              <w:spacing w:before="0" w:after="0" w:lineRule="exact" w:line="440" w:afterLines="0" w:beforeLines="0"/>
               <w:jc w:val="left"/>
             </w:pPr>
             <w:r>
               <w:rPr>
-                <w:rFonts w:ascii="Times New Roman" w:hAnsi="Times New Roman"/>
+                <w:rFonts w:ascii="Times New Roman" w:hAnsi="Times New Roman" w:eastAsia="標楷體" w:cs="Times New Roman"/>
                 <w:b w:val="0"/>
                 <w:color w:val="000000"/>
                 <w:sz w:val="28"/>
@@ -2252,16 +2630,22 @@
               <w:bottom w:val="single" w:sz="8" w:space="0" w:color="000000"/>
               <w:right w:val="single" w:sz="8" w:space="0" w:color="000000"/>
             </w:tcBorders>
-            <w:tcW w:w="3809" w:type="dxa"/>
+            <w:tcW w:w="3402" w:type="dxa"/>
+            <w:tcMar>
+              <w:top w:w="30" w:type="dxa"/>
+              <w:bottom w:w="30" w:type="dxa"/>
+              <w:left w:w="50" w:type="dxa"/>
+              <w:right w:w="50" w:type="dxa"/>
+            </w:tcMar>
           </w:tcPr>
           <w:p>
             <w:pPr>
-              <w:spacing w:before="60" w:after="60"/>
+              <w:spacing w:before="0" w:after="0" w:lineRule="exact" w:line="440" w:afterLines="0" w:beforeLines="0"/>
               <w:jc w:val="left"/>
             </w:pPr>
             <w:r>
               <w:rPr>
-                <w:rFonts w:ascii="Times New Roman" w:hAnsi="Times New Roman"/>
+                <w:rFonts w:ascii="Times New Roman" w:hAnsi="Times New Roman" w:eastAsia="標楷體" w:cs="Times New Roman"/>
                 <w:b w:val="0"/>
                 <w:color w:val="000000"/>
                 <w:sz w:val="28"/>
@@ -2275,6 +2659,7 @@
       <w:tr>
         <w:trPr>
           <w:cantSplit/>
+          <w:cantSplit/>
         </w:trPr>
         <w:tc>
           <w:tcPr>
@@ -2285,16 +2670,22 @@
               <w:bottom w:val="single" w:sz="8" w:space="0" w:color="000000"/>
               <w:right w:val="single" w:sz="8" w:space="0" w:color="000000"/>
             </w:tcBorders>
-            <w:tcW w:w="1384" w:type="dxa"/>
+            <w:tcW w:w="3401" w:type="dxa"/>
+            <w:tcMar>
+              <w:top w:w="30" w:type="dxa"/>
+              <w:bottom w:w="30" w:type="dxa"/>
+              <w:left w:w="50" w:type="dxa"/>
+              <w:right w:w="50" w:type="dxa"/>
+            </w:tcMar>
           </w:tcPr>
           <w:p>
             <w:pPr>
-              <w:spacing w:before="60" w:after="60"/>
+              <w:spacing w:before="0" w:after="0" w:lineRule="exact" w:line="440" w:afterLines="0" w:beforeLines="0"/>
               <w:jc w:val="center"/>
             </w:pPr>
             <w:r>
               <w:rPr>
-                <w:rFonts w:ascii="Times New Roman" w:hAnsi="Times New Roman"/>
+                <w:rFonts w:ascii="Times New Roman" w:hAnsi="Times New Roman" w:eastAsia="標楷體" w:cs="Times New Roman"/>
                 <w:b w:val="0"/>
                 <w:color w:val="000000"/>
                 <w:sz w:val="28"/>
@@ -2313,16 +2704,22 @@
               <w:bottom w:val="single" w:sz="8" w:space="0" w:color="000000"/>
               <w:right w:val="single" w:sz="8" w:space="0" w:color="000000"/>
             </w:tcBorders>
-            <w:tcW w:w="3807" w:type="dxa"/>
+            <w:tcW w:w="3401" w:type="dxa"/>
+            <w:tcMar>
+              <w:top w:w="30" w:type="dxa"/>
+              <w:bottom w:w="30" w:type="dxa"/>
+              <w:left w:w="50" w:type="dxa"/>
+              <w:right w:w="50" w:type="dxa"/>
+            </w:tcMar>
           </w:tcPr>
           <w:p>
             <w:pPr>
-              <w:spacing w:before="60" w:after="60"/>
+              <w:spacing w:before="0" w:after="0" w:lineRule="exact" w:line="440" w:afterLines="0" w:beforeLines="0"/>
               <w:jc w:val="left"/>
             </w:pPr>
             <w:r>
               <w:rPr>
-                <w:rFonts w:ascii="Times New Roman" w:hAnsi="Times New Roman"/>
+                <w:rFonts w:ascii="Times New Roman" w:hAnsi="Times New Roman" w:eastAsia="標楷體" w:cs="Times New Roman"/>
                 <w:b w:val="0"/>
                 <w:color w:val="000000"/>
                 <w:sz w:val="28"/>
@@ -2341,16 +2738,22 @@
               <w:bottom w:val="single" w:sz="8" w:space="0" w:color="000000"/>
               <w:right w:val="single" w:sz="8" w:space="0" w:color="000000"/>
             </w:tcBorders>
-            <w:tcW w:w="3809" w:type="dxa"/>
+            <w:tcW w:w="3402" w:type="dxa"/>
+            <w:tcMar>
+              <w:top w:w="30" w:type="dxa"/>
+              <w:bottom w:w="30" w:type="dxa"/>
+              <w:left w:w="50" w:type="dxa"/>
+              <w:right w:w="50" w:type="dxa"/>
+            </w:tcMar>
           </w:tcPr>
           <w:p>
             <w:pPr>
-              <w:spacing w:before="60" w:after="60"/>
+              <w:spacing w:before="0" w:after="0" w:lineRule="exact" w:line="440" w:afterLines="0" w:beforeLines="0"/>
               <w:jc w:val="left"/>
             </w:pPr>
             <w:r>
               <w:rPr>
-                <w:rFonts w:ascii="Times New Roman" w:hAnsi="Times New Roman"/>
+                <w:rFonts w:ascii="Times New Roman" w:hAnsi="Times New Roman" w:eastAsia="標楷體" w:cs="Times New Roman"/>
                 <w:b w:val="0"/>
                 <w:color w:val="000000"/>
                 <w:sz w:val="28"/>
@@ -2364,6 +2767,7 @@
       <w:tr>
         <w:trPr>
           <w:cantSplit/>
+          <w:cantSplit/>
         </w:trPr>
         <w:tc>
           <w:tcPr>
@@ -2374,16 +2778,22 @@
               <w:bottom w:val="single" w:sz="8" w:space="0" w:color="000000"/>
               <w:right w:val="single" w:sz="8" w:space="0" w:color="000000"/>
             </w:tcBorders>
-            <w:tcW w:w="1384" w:type="dxa"/>
+            <w:tcW w:w="3401" w:type="dxa"/>
+            <w:tcMar>
+              <w:top w:w="30" w:type="dxa"/>
+              <w:bottom w:w="30" w:type="dxa"/>
+              <w:left w:w="50" w:type="dxa"/>
+              <w:right w:w="50" w:type="dxa"/>
+            </w:tcMar>
           </w:tcPr>
           <w:p>
             <w:pPr>
-              <w:spacing w:before="60" w:after="60"/>
+              <w:spacing w:before="0" w:after="0" w:lineRule="exact" w:line="440" w:afterLines="0" w:beforeLines="0"/>
               <w:jc w:val="center"/>
             </w:pPr>
             <w:r>
               <w:rPr>
-                <w:rFonts w:ascii="Times New Roman" w:hAnsi="Times New Roman"/>
+                <w:rFonts w:ascii="Times New Roman" w:hAnsi="Times New Roman" w:eastAsia="標楷體" w:cs="Times New Roman"/>
                 <w:b w:val="0"/>
                 <w:color w:val="000000"/>
                 <w:sz w:val="28"/>
@@ -2402,16 +2812,22 @@
               <w:bottom w:val="single" w:sz="8" w:space="0" w:color="000000"/>
               <w:right w:val="single" w:sz="8" w:space="0" w:color="000000"/>
             </w:tcBorders>
-            <w:tcW w:w="3807" w:type="dxa"/>
+            <w:tcW w:w="3401" w:type="dxa"/>
+            <w:tcMar>
+              <w:top w:w="30" w:type="dxa"/>
+              <w:bottom w:w="30" w:type="dxa"/>
+              <w:left w:w="50" w:type="dxa"/>
+              <w:right w:w="50" w:type="dxa"/>
+            </w:tcMar>
           </w:tcPr>
           <w:p>
             <w:pPr>
-              <w:spacing w:before="60" w:after="60"/>
+              <w:spacing w:before="0" w:after="0" w:lineRule="exact" w:line="440" w:afterLines="0" w:beforeLines="0"/>
               <w:jc w:val="left"/>
             </w:pPr>
             <w:r>
               <w:rPr>
-                <w:rFonts w:ascii="Times New Roman" w:hAnsi="Times New Roman"/>
+                <w:rFonts w:ascii="Times New Roman" w:hAnsi="Times New Roman" w:eastAsia="標楷體" w:cs="Times New Roman"/>
                 <w:b w:val="0"/>
                 <w:color w:val="000000"/>
                 <w:sz w:val="28"/>
@@ -2430,16 +2846,22 @@
               <w:bottom w:val="single" w:sz="8" w:space="0" w:color="000000"/>
               <w:right w:val="single" w:sz="8" w:space="0" w:color="000000"/>
             </w:tcBorders>
-            <w:tcW w:w="3809" w:type="dxa"/>
+            <w:tcW w:w="3402" w:type="dxa"/>
+            <w:tcMar>
+              <w:top w:w="30" w:type="dxa"/>
+              <w:bottom w:w="30" w:type="dxa"/>
+              <w:left w:w="50" w:type="dxa"/>
+              <w:right w:w="50" w:type="dxa"/>
+            </w:tcMar>
           </w:tcPr>
           <w:p>
             <w:pPr>
-              <w:spacing w:before="60" w:after="60"/>
+              <w:spacing w:before="0" w:after="0" w:lineRule="exact" w:line="440" w:afterLines="0" w:beforeLines="0"/>
               <w:jc w:val="left"/>
             </w:pPr>
             <w:r>
               <w:rPr>
-                <w:rFonts w:ascii="Times New Roman" w:hAnsi="Times New Roman"/>
+                <w:rFonts w:ascii="Times New Roman" w:hAnsi="Times New Roman" w:eastAsia="標楷體" w:cs="Times New Roman"/>
                 <w:b w:val="0"/>
                 <w:color w:val="000000"/>
                 <w:sz w:val="28"/>

--- a/Uban System Documents/章節性文件/Chapter 3.docx
+++ b/Uban System Documents/章節性文件/Chapter 3.docx
@@ -387,7 +387,7 @@
           <w:sz w:val="28"/>
           <w:rFonts w:ascii="Times New Roman" w:hAnsi="Times New Roman" w:eastAsia="標楷體"/>
         </w:rPr>
-        <w:t>3. 後端伺服器與資料庫（大腦核心與記憶庫）：系統大腦建置在穩定的 Linux 伺服器上，使用 FastAPI 框架快速處理所有的登入、排程與通話請求；PostgreSQL 資料庫妥善保存每個家庭的帳號、家庭關係以及排程紀錄；Redis 快取則像便條紙一樣，記錄長輩目前是否在線與即時狀態。</w:t>
+        <w:t xml:space="preserve">3. 後端伺服器與資料庫（大腦核心與記憶庫）：系統大腦建置在 Linux 伺服器上，以 Podman 容器運作 FastAPI，處理所有的登入、排程與通話請求；MySQL 資料庫保存每個家庭的帳號、家庭關係以及排程紀錄；Pinecone 向量資料庫則保存長輩的對話記憶，讓小嘎記得長輩說過的事。</w:t>
       </w:r>
     </w:p>
     <w:p>
@@ -404,7 +404,7 @@
           <w:sz w:val="28"/>
           <w:rFonts w:ascii="Times New Roman" w:hAnsi="Times New Roman" w:eastAsia="標楷體"/>
         </w:rPr>
-        <w:t>4. 雲端 AI 智慧大腦（Gemini 陪伴對話）：長輩的每一句閒聊與問候，都會傳送到 Google Gemini 大型語言模型進行語意理解。AI 不只會親切地用國語或台語陪長輩聊天解悶，還能分析長輩今天的心情好壞，並適時給予日常生活的關心與作息建議。</w:t>
+        <w:t xml:space="preserve">4. AI 智慧大腦（Ollama Gemma 4 為主、Gemini 備援）：長輩的每一句閒聊與問候，都會先交給我們自架的 Ollama Gemma 4 模型進行語意理解，本機模型無法回應時改由 Google Gemini 接手。AI 以國語陪長輩聊天，回答可選國語或台語朗讀，還能分析長輩今天的心情好壞，並適時給予日常生活的關心與作息建議。</w:t>
       </w:r>
     </w:p>
     <w:p>
@@ -985,7 +985,7 @@
                 <w:sz w:val="28"/>
                 <w:rFonts w:ascii="Times New Roman" w:hAnsi="Times New Roman" w:eastAsia="標楷體"/>
               </w:rPr>
-              <w:t>FastAPI 0.110+ (Python 3.11+)</w:t>
+              <w:t xml:space="preserve">FastAPI 0.104+ (Python 3.12)</w:t>
             </w:r>
           </w:p>
         </w:tc>
@@ -1093,7 +1093,7 @@
                 <w:sz w:val="28"/>
                 <w:rFonts w:ascii="Times New Roman" w:hAnsi="Times New Roman" w:eastAsia="標楷體"/>
               </w:rPr>
-              <w:t>LiveKit Server (WebRTC SFU)</w:t>
+              <w:t xml:space="preserve">Socket.IO 信令＋Coturn TURN 伺服器</w:t>
             </w:r>
           </w:p>
         </w:tc>
@@ -1127,7 +1127,7 @@
                 <w:sz w:val="28"/>
                 <w:rFonts w:ascii="Times New Roman" w:hAnsi="Times New Roman" w:eastAsia="標楷體"/>
               </w:rPr>
-              <w:t>低延遲語音與視訊通話之音訊串流伺服器</w:t>
+              <w:t xml:space="preserve">交換通話信令，影音經 Oracle Cloud 上的 TURN 伺服器中繼</w:t>
             </w:r>
           </w:p>
         </w:tc>
@@ -1275,7 +1275,7 @@
                 <w:sz w:val="28"/>
                 <w:rFonts w:ascii="Times New Roman" w:hAnsi="Times New Roman" w:eastAsia="標楷體"/>
               </w:rPr>
-              <w:t>快取與推播佇列</w:t>
+              <w:t xml:space="preserve">向量資料庫</w:t>
             </w:r>
           </w:p>
         </w:tc>
@@ -1309,7 +1309,7 @@
                 <w:sz w:val="28"/>
                 <w:rFonts w:ascii="Times New Roman" w:hAnsi="Times New Roman" w:eastAsia="標楷體"/>
               </w:rPr>
-              <w:t>Redis 7.0+</w:t>
+              <w:t xml:space="preserve">Pinecone（Serverless）</w:t>
             </w:r>
           </w:p>
         </w:tc>
@@ -1343,7 +1343,7 @@
                 <w:sz w:val="28"/>
                 <w:rFonts w:ascii="Times New Roman" w:hAnsi="Times New Roman" w:eastAsia="標楷體"/>
               </w:rPr>
-              <w:t>Session 快取、心跳在線維持與即時推播佇列</w:t>
+              <w:t xml:space="preserve">AI 長期記憶的語意檢索</w:t>
             </w:r>
           </w:p>
         </w:tc>
@@ -1417,7 +1417,7 @@
                 <w:sz w:val="28"/>
                 <w:rFonts w:ascii="Times New Roman" w:hAnsi="Times New Roman" w:eastAsia="標楷體"/>
               </w:rPr>
-              <w:t>Google Gemini / OpenAI Whisper / Edge-TTS</w:t>
+              <w:t xml:space="preserve">Ollama Gemma 4、Google Gemini / Faster-Whisper / Edge-TTS</w:t>
             </w:r>
           </w:p>
         </w:tc>
